--- a/template/surface/TEMPLATE.docx
+++ b/template/surface/TEMPLATE.docx
@@ -51,14 +51,12 @@
         <w:rPr>
           <w:rFonts w:ascii="宋体" w:hAnsi="宋体" w:cs="宋体"/>
           <w:szCs w:val="21"/>
-          <w:highlight w:val="red"/>
         </w:rPr>
       </w:pPr>
       <w:r>
         <w:rPr>
           <w:rFonts w:ascii="宋体" w:hAnsi="宋体" w:cs="宋体" w:hint="eastAsia"/>
           <w:szCs w:val="21"/>
-          <w:highlight w:val="red"/>
         </w:rPr>
         <w:t>单元名称：</w:t>
       </w:r>
@@ -160,7 +158,14 @@
                 <w:rFonts w:ascii="宋体" w:hint="eastAsia"/>
                 <w:szCs w:val="21"/>
               </w:rPr>
-              <w:t>南京英派克检测有限责任公</w:t>
+              <w:t>南京英派克检测有限责任</w:t>
+            </w:r>
+            <w:r>
+              <w:rPr>
+                <w:rFonts w:ascii="宋体" w:hint="eastAsia"/>
+                <w:szCs w:val="21"/>
+              </w:rPr>
+              <w:t>公司</w:t>
             </w:r>
           </w:p>
         </w:tc>
@@ -190,7 +195,6 @@
               <w:rPr>
                 <w:rFonts w:ascii="宋体" w:hAnsi="宋体" w:cs="宋体" w:hint="eastAsia"/>
                 <w:szCs w:val="21"/>
-                <w:highlight w:val="yellow"/>
               </w:rPr>
               <w:t>委托单编号</w:t>
             </w:r>
@@ -305,7 +309,6 @@
               <w:rPr>
                 <w:rFonts w:ascii="宋体" w:hAnsi="宋体" w:cs="宋体" w:hint="eastAsia"/>
                 <w:szCs w:val="21"/>
-                <w:highlight w:val="cyan"/>
               </w:rPr>
               <w:t>完成日期</w:t>
             </w:r>
@@ -480,7 +483,6 @@
               <w:rPr>
                 <w:rFonts w:ascii="宋体" w:hAnsi="宋体" w:cs="宋体" w:hint="eastAsia"/>
                 <w:szCs w:val="21"/>
-                <w:highlight w:val="lightGray"/>
               </w:rPr>
               <w:t>合格级别</w:t>
             </w:r>
@@ -537,16 +539,13 @@
                 <w:szCs w:val="21"/>
               </w:rPr>
             </w:pPr>
-            <w:proofErr w:type="gramStart"/>
             <w:r>
               <w:rPr>
                 <w:rFonts w:ascii="宋体" w:hAnsi="宋体" w:cs="宋体" w:hint="eastAsia"/>
                 <w:szCs w:val="21"/>
-                <w:highlight w:val="green"/>
               </w:rPr>
               <w:t>检件编号</w:t>
             </w:r>
-            <w:proofErr w:type="gramEnd"/>
           </w:p>
         </w:tc>
         <w:tc>
@@ -566,13 +565,14 @@
               <w:jc w:val="center"/>
               <w:rPr>
                 <w:rFonts w:ascii="宋体" w:hAnsi="宋体" w:cs="宋体"/>
+                <w:color w:val="000000" w:themeColor="text1"/>
                 <w:szCs w:val="21"/>
               </w:rPr>
             </w:pPr>
             <w:r>
               <w:rPr>
                 <w:rFonts w:ascii="宋体" w:hAnsi="宋体" w:cs="宋体" w:hint="eastAsia"/>
-                <w:color w:val="FFC000"/>
+                <w:color w:val="000000" w:themeColor="text1"/>
                 <w:szCs w:val="21"/>
               </w:rPr>
               <w:t>焊口编号</w:t>
@@ -600,14 +600,14 @@
               <w:jc w:val="center"/>
               <w:rPr>
                 <w:rFonts w:ascii="宋体" w:hAnsi="宋体" w:cs="宋体"/>
-                <w:color w:val="00B050"/>
+                <w:color w:val="000000" w:themeColor="text1"/>
                 <w:szCs w:val="21"/>
               </w:rPr>
             </w:pPr>
             <w:r>
               <w:rPr>
                 <w:rFonts w:ascii="宋体" w:hAnsi="宋体" w:cs="宋体" w:hint="eastAsia"/>
-                <w:color w:val="00B050"/>
+                <w:color w:val="000000" w:themeColor="text1"/>
                 <w:szCs w:val="21"/>
               </w:rPr>
               <w:t>材质</w:t>
@@ -632,13 +632,14 @@
               <w:jc w:val="center"/>
               <w:rPr>
                 <w:rFonts w:ascii="宋体" w:hAnsi="宋体" w:cs="宋体"/>
+                <w:color w:val="000000" w:themeColor="text1"/>
                 <w:szCs w:val="21"/>
               </w:rPr>
             </w:pPr>
             <w:r>
               <w:rPr>
                 <w:rFonts w:ascii="宋体" w:hAnsi="宋体" w:cs="宋体" w:hint="eastAsia"/>
-                <w:color w:val="00B0F0"/>
+                <w:color w:val="000000" w:themeColor="text1"/>
                 <w:szCs w:val="21"/>
               </w:rPr>
               <w:t>规格（mm）</w:t>
@@ -663,14 +664,14 @@
               <w:jc w:val="center"/>
               <w:rPr>
                 <w:rFonts w:ascii="宋体" w:hAnsi="宋体" w:cs="宋体"/>
-                <w:color w:val="0070C0"/>
+                <w:color w:val="000000" w:themeColor="text1"/>
                 <w:szCs w:val="21"/>
               </w:rPr>
             </w:pPr>
             <w:r>
               <w:rPr>
                 <w:rFonts w:ascii="宋体" w:hAnsi="宋体" w:cs="宋体" w:hint="eastAsia"/>
-                <w:color w:val="0070C0"/>
+                <w:color w:val="000000" w:themeColor="text1"/>
                 <w:szCs w:val="21"/>
               </w:rPr>
               <w:t>检测数量</w:t>
@@ -682,13 +683,14 @@
               <w:jc w:val="center"/>
               <w:rPr>
                 <w:rFonts w:ascii="宋体" w:hAnsi="宋体" w:cs="宋体"/>
+                <w:color w:val="000000" w:themeColor="text1"/>
                 <w:szCs w:val="21"/>
               </w:rPr>
             </w:pPr>
             <w:r>
               <w:rPr>
                 <w:rFonts w:ascii="宋体" w:hAnsi="宋体" w:cs="宋体" w:hint="eastAsia"/>
-                <w:color w:val="0070C0"/>
+                <w:color w:val="000000" w:themeColor="text1"/>
                 <w:szCs w:val="21"/>
               </w:rPr>
               <w:t>(道/m/㎡/点)</w:t>
@@ -713,6 +715,7 @@
               <w:jc w:val="center"/>
               <w:rPr>
                 <w:rFonts w:ascii="宋体" w:hAnsi="宋体" w:cs="宋体"/>
+                <w:color w:val="000000" w:themeColor="text1"/>
                 <w:szCs w:val="21"/>
               </w:rPr>
             </w:pPr>
@@ -4096,9 +4099,6 @@
               <w:autoSpaceDE w:val="0"/>
               <w:spacing w:line="240" w:lineRule="atLeast"/>
               <w:jc w:val="left"/>
-              <w:rPr>
-                <w:rFonts w:hint="eastAsia"/>
-              </w:rPr>
             </w:pPr>
           </w:p>
           <w:p>
@@ -4182,9 +4182,6 @@
               <w:autoSpaceDE w:val="0"/>
               <w:spacing w:line="240" w:lineRule="atLeast"/>
               <w:jc w:val="left"/>
-              <w:rPr>
-                <w:rFonts w:hint="eastAsia"/>
-              </w:rPr>
             </w:pPr>
           </w:p>
           <w:p>
@@ -4280,9 +4277,6 @@
               <w:autoSpaceDE w:val="0"/>
               <w:spacing w:line="240" w:lineRule="atLeast"/>
               <w:jc w:val="left"/>
-              <w:rPr>
-                <w:rFonts w:hint="eastAsia"/>
-              </w:rPr>
             </w:pPr>
           </w:p>
           <w:p>
@@ -4366,9 +4360,6 @@
               <w:autoSpaceDE w:val="0"/>
               <w:spacing w:line="240" w:lineRule="atLeast"/>
               <w:jc w:val="left"/>
-              <w:rPr>
-                <w:rFonts w:hint="eastAsia"/>
-              </w:rPr>
             </w:pPr>
           </w:p>
           <w:p>

--- a/template/surface/TEMPLATE.docx
+++ b/template/surface/TEMPLATE.docx
@@ -82,8 +82,8 @@
       </w:tblPr>
       <w:tblGrid>
         <w:gridCol w:w="1047"/>
-        <w:gridCol w:w="1382"/>
-        <w:gridCol w:w="581"/>
+        <w:gridCol w:w="1092"/>
+        <w:gridCol w:w="871"/>
         <w:gridCol w:w="844"/>
         <w:gridCol w:w="150"/>
         <w:gridCol w:w="390"/>
@@ -520,7 +520,7 @@
         </w:trPr>
         <w:tc>
           <w:tcPr>
-            <w:tcW w:w="2429" w:type="dxa"/>
+            <w:tcW w:w="2139" w:type="dxa"/>
             <w:gridSpan w:val="2"/>
             <w:vMerge w:val="restart"/>
             <w:tcBorders>
@@ -539,6 +539,7 @@
                 <w:szCs w:val="21"/>
               </w:rPr>
             </w:pPr>
+            <w:proofErr w:type="gramStart"/>
             <w:r>
               <w:rPr>
                 <w:rFonts w:ascii="宋体" w:hAnsi="宋体" w:cs="宋体" w:hint="eastAsia"/>
@@ -546,11 +547,12 @@
               </w:rPr>
               <w:t>检件编号</w:t>
             </w:r>
-          </w:p>
-        </w:tc>
-        <w:tc>
-          <w:tcPr>
-            <w:tcW w:w="581" w:type="dxa"/>
+            <w:proofErr w:type="gramEnd"/>
+          </w:p>
+        </w:tc>
+        <w:tc>
+          <w:tcPr>
+            <w:tcW w:w="871" w:type="dxa"/>
             <w:vMerge w:val="restart"/>
             <w:tcBorders>
               <w:top w:val="single" w:sz="4" w:space="0" w:color="auto"/>
@@ -575,7 +577,26 @@
                 <w:color w:val="000000" w:themeColor="text1"/>
                 <w:szCs w:val="21"/>
               </w:rPr>
-              <w:t>焊口编号</w:t>
+              <w:t>焊口</w:t>
+            </w:r>
+          </w:p>
+          <w:p>
+            <w:pPr>
+              <w:spacing w:before="60"/>
+              <w:jc w:val="center"/>
+              <w:rPr>
+                <w:rFonts w:ascii="宋体" w:hAnsi="宋体" w:cs="宋体"/>
+                <w:color w:val="000000" w:themeColor="text1"/>
+                <w:szCs w:val="21"/>
+              </w:rPr>
+            </w:pPr>
+            <w:r>
+              <w:rPr>
+                <w:rFonts w:ascii="宋体" w:hAnsi="宋体" w:cs="宋体" w:hint="eastAsia"/>
+                <w:color w:val="000000" w:themeColor="text1"/>
+                <w:szCs w:val="21"/>
+              </w:rPr>
+              <w:t>编号</w:t>
             </w:r>
           </w:p>
         </w:tc>
@@ -736,7 +757,7 @@
         </w:trPr>
         <w:tc>
           <w:tcPr>
-            <w:tcW w:w="2429" w:type="dxa"/>
+            <w:tcW w:w="2139" w:type="dxa"/>
             <w:gridSpan w:val="2"/>
             <w:vMerge/>
             <w:tcBorders>
@@ -759,7 +780,7 @@
         </w:tc>
         <w:tc>
           <w:tcPr>
-            <w:tcW w:w="581" w:type="dxa"/>
+            <w:tcW w:w="871" w:type="dxa"/>
             <w:vMerge/>
             <w:tcBorders>
               <w:left w:val="single" w:sz="4" w:space="0" w:color="auto"/>
@@ -915,7 +936,7 @@
         </w:trPr>
         <w:tc>
           <w:tcPr>
-            <w:tcW w:w="2429" w:type="dxa"/>
+            <w:tcW w:w="2139" w:type="dxa"/>
             <w:gridSpan w:val="2"/>
             <w:tcBorders>
               <w:top w:val="single" w:sz="4" w:space="0" w:color="auto"/>
@@ -941,7 +962,7 @@
         </w:tc>
         <w:tc>
           <w:tcPr>
-            <w:tcW w:w="581" w:type="dxa"/>
+            <w:tcW w:w="871" w:type="dxa"/>
             <w:tcBorders>
               <w:top w:val="single" w:sz="4" w:space="0" w:color="auto"/>
               <w:left w:val="single" w:sz="4" w:space="0" w:color="auto"/>
@@ -1079,7 +1100,7 @@
         </w:trPr>
         <w:tc>
           <w:tcPr>
-            <w:tcW w:w="2429" w:type="dxa"/>
+            <w:tcW w:w="2139" w:type="dxa"/>
             <w:gridSpan w:val="2"/>
             <w:tcBorders>
               <w:top w:val="single" w:sz="4" w:space="0" w:color="auto"/>
@@ -1105,7 +1126,7 @@
         </w:tc>
         <w:tc>
           <w:tcPr>
-            <w:tcW w:w="581" w:type="dxa"/>
+            <w:tcW w:w="871" w:type="dxa"/>
             <w:tcBorders>
               <w:top w:val="single" w:sz="4" w:space="0" w:color="auto"/>
               <w:left w:val="single" w:sz="4" w:space="0" w:color="auto"/>
@@ -1243,7 +1264,7 @@
         </w:trPr>
         <w:tc>
           <w:tcPr>
-            <w:tcW w:w="2429" w:type="dxa"/>
+            <w:tcW w:w="2139" w:type="dxa"/>
             <w:gridSpan w:val="2"/>
             <w:tcBorders>
               <w:top w:val="single" w:sz="4" w:space="0" w:color="auto"/>
@@ -1269,7 +1290,7 @@
         </w:tc>
         <w:tc>
           <w:tcPr>
-            <w:tcW w:w="581" w:type="dxa"/>
+            <w:tcW w:w="871" w:type="dxa"/>
             <w:tcBorders>
               <w:top w:val="single" w:sz="4" w:space="0" w:color="auto"/>
               <w:left w:val="single" w:sz="4" w:space="0" w:color="auto"/>
@@ -1407,7 +1428,7 @@
         </w:trPr>
         <w:tc>
           <w:tcPr>
-            <w:tcW w:w="2429" w:type="dxa"/>
+            <w:tcW w:w="2139" w:type="dxa"/>
             <w:gridSpan w:val="2"/>
             <w:tcBorders>
               <w:top w:val="single" w:sz="4" w:space="0" w:color="auto"/>
@@ -1433,7 +1454,7 @@
         </w:tc>
         <w:tc>
           <w:tcPr>
-            <w:tcW w:w="581" w:type="dxa"/>
+            <w:tcW w:w="871" w:type="dxa"/>
             <w:tcBorders>
               <w:top w:val="single" w:sz="4" w:space="0" w:color="auto"/>
               <w:left w:val="single" w:sz="4" w:space="0" w:color="auto"/>
@@ -1571,7 +1592,7 @@
         </w:trPr>
         <w:tc>
           <w:tcPr>
-            <w:tcW w:w="2429" w:type="dxa"/>
+            <w:tcW w:w="2139" w:type="dxa"/>
             <w:gridSpan w:val="2"/>
             <w:tcBorders>
               <w:top w:val="single" w:sz="4" w:space="0" w:color="auto"/>
@@ -1597,7 +1618,7 @@
         </w:tc>
         <w:tc>
           <w:tcPr>
-            <w:tcW w:w="581" w:type="dxa"/>
+            <w:tcW w:w="871" w:type="dxa"/>
             <w:tcBorders>
               <w:top w:val="single" w:sz="4" w:space="0" w:color="auto"/>
               <w:left w:val="single" w:sz="4" w:space="0" w:color="auto"/>
@@ -1735,7 +1756,7 @@
         </w:trPr>
         <w:tc>
           <w:tcPr>
-            <w:tcW w:w="2429" w:type="dxa"/>
+            <w:tcW w:w="2139" w:type="dxa"/>
             <w:gridSpan w:val="2"/>
             <w:tcBorders>
               <w:top w:val="single" w:sz="4" w:space="0" w:color="auto"/>
@@ -1761,7 +1782,7 @@
         </w:tc>
         <w:tc>
           <w:tcPr>
-            <w:tcW w:w="581" w:type="dxa"/>
+            <w:tcW w:w="871" w:type="dxa"/>
             <w:tcBorders>
               <w:top w:val="single" w:sz="4" w:space="0" w:color="auto"/>
               <w:left w:val="single" w:sz="4" w:space="0" w:color="auto"/>
@@ -1899,7 +1920,7 @@
         </w:trPr>
         <w:tc>
           <w:tcPr>
-            <w:tcW w:w="2429" w:type="dxa"/>
+            <w:tcW w:w="2139" w:type="dxa"/>
             <w:gridSpan w:val="2"/>
             <w:tcBorders>
               <w:top w:val="single" w:sz="4" w:space="0" w:color="auto"/>
@@ -1925,7 +1946,7 @@
         </w:tc>
         <w:tc>
           <w:tcPr>
-            <w:tcW w:w="581" w:type="dxa"/>
+            <w:tcW w:w="871" w:type="dxa"/>
             <w:tcBorders>
               <w:top w:val="single" w:sz="4" w:space="0" w:color="auto"/>
               <w:left w:val="single" w:sz="4" w:space="0" w:color="auto"/>
@@ -2063,7 +2084,7 @@
         </w:trPr>
         <w:tc>
           <w:tcPr>
-            <w:tcW w:w="2429" w:type="dxa"/>
+            <w:tcW w:w="2139" w:type="dxa"/>
             <w:gridSpan w:val="2"/>
             <w:tcBorders>
               <w:top w:val="single" w:sz="4" w:space="0" w:color="auto"/>
@@ -2089,7 +2110,7 @@
         </w:tc>
         <w:tc>
           <w:tcPr>
-            <w:tcW w:w="581" w:type="dxa"/>
+            <w:tcW w:w="871" w:type="dxa"/>
             <w:tcBorders>
               <w:top w:val="single" w:sz="4" w:space="0" w:color="auto"/>
               <w:left w:val="single" w:sz="4" w:space="0" w:color="auto"/>
@@ -2227,7 +2248,7 @@
         </w:trPr>
         <w:tc>
           <w:tcPr>
-            <w:tcW w:w="2429" w:type="dxa"/>
+            <w:tcW w:w="2139" w:type="dxa"/>
             <w:gridSpan w:val="2"/>
             <w:tcBorders>
               <w:top w:val="single" w:sz="4" w:space="0" w:color="auto"/>
@@ -2253,7 +2274,7 @@
         </w:tc>
         <w:tc>
           <w:tcPr>
-            <w:tcW w:w="581" w:type="dxa"/>
+            <w:tcW w:w="871" w:type="dxa"/>
             <w:tcBorders>
               <w:top w:val="single" w:sz="4" w:space="0" w:color="auto"/>
               <w:left w:val="single" w:sz="4" w:space="0" w:color="auto"/>
@@ -2391,7 +2412,7 @@
         </w:trPr>
         <w:tc>
           <w:tcPr>
-            <w:tcW w:w="2429" w:type="dxa"/>
+            <w:tcW w:w="2139" w:type="dxa"/>
             <w:gridSpan w:val="2"/>
             <w:tcBorders>
               <w:top w:val="single" w:sz="4" w:space="0" w:color="auto"/>
@@ -2417,7 +2438,7 @@
         </w:tc>
         <w:tc>
           <w:tcPr>
-            <w:tcW w:w="581" w:type="dxa"/>
+            <w:tcW w:w="871" w:type="dxa"/>
             <w:tcBorders>
               <w:top w:val="single" w:sz="4" w:space="0" w:color="auto"/>
               <w:left w:val="single" w:sz="4" w:space="0" w:color="auto"/>
@@ -2555,7 +2576,7 @@
         </w:trPr>
         <w:tc>
           <w:tcPr>
-            <w:tcW w:w="2429" w:type="dxa"/>
+            <w:tcW w:w="2139" w:type="dxa"/>
             <w:gridSpan w:val="2"/>
             <w:tcBorders>
               <w:top w:val="single" w:sz="4" w:space="0" w:color="auto"/>
@@ -2581,7 +2602,7 @@
         </w:tc>
         <w:tc>
           <w:tcPr>
-            <w:tcW w:w="581" w:type="dxa"/>
+            <w:tcW w:w="871" w:type="dxa"/>
             <w:tcBorders>
               <w:top w:val="single" w:sz="4" w:space="0" w:color="auto"/>
               <w:left w:val="single" w:sz="4" w:space="0" w:color="auto"/>
@@ -2719,7 +2740,7 @@
         </w:trPr>
         <w:tc>
           <w:tcPr>
-            <w:tcW w:w="2429" w:type="dxa"/>
+            <w:tcW w:w="2139" w:type="dxa"/>
             <w:gridSpan w:val="2"/>
             <w:tcBorders>
               <w:top w:val="single" w:sz="4" w:space="0" w:color="auto"/>
@@ -2745,7 +2766,7 @@
         </w:tc>
         <w:tc>
           <w:tcPr>
-            <w:tcW w:w="581" w:type="dxa"/>
+            <w:tcW w:w="871" w:type="dxa"/>
             <w:tcBorders>
               <w:top w:val="single" w:sz="4" w:space="0" w:color="auto"/>
               <w:left w:val="single" w:sz="4" w:space="0" w:color="auto"/>
@@ -2883,7 +2904,7 @@
         </w:trPr>
         <w:tc>
           <w:tcPr>
-            <w:tcW w:w="2429" w:type="dxa"/>
+            <w:tcW w:w="2139" w:type="dxa"/>
             <w:gridSpan w:val="2"/>
             <w:tcBorders>
               <w:top w:val="single" w:sz="4" w:space="0" w:color="auto"/>
@@ -2909,7 +2930,7 @@
         </w:tc>
         <w:tc>
           <w:tcPr>
-            <w:tcW w:w="581" w:type="dxa"/>
+            <w:tcW w:w="871" w:type="dxa"/>
             <w:tcBorders>
               <w:top w:val="single" w:sz="4" w:space="0" w:color="auto"/>
               <w:left w:val="single" w:sz="4" w:space="0" w:color="auto"/>
@@ -3047,7 +3068,7 @@
         </w:trPr>
         <w:tc>
           <w:tcPr>
-            <w:tcW w:w="2429" w:type="dxa"/>
+            <w:tcW w:w="2139" w:type="dxa"/>
             <w:gridSpan w:val="2"/>
             <w:tcBorders>
               <w:top w:val="single" w:sz="4" w:space="0" w:color="auto"/>
@@ -3073,7 +3094,7 @@
         </w:tc>
         <w:tc>
           <w:tcPr>
-            <w:tcW w:w="581" w:type="dxa"/>
+            <w:tcW w:w="871" w:type="dxa"/>
             <w:tcBorders>
               <w:top w:val="single" w:sz="4" w:space="0" w:color="auto"/>
               <w:left w:val="single" w:sz="4" w:space="0" w:color="auto"/>
@@ -3211,7 +3232,7 @@
         </w:trPr>
         <w:tc>
           <w:tcPr>
-            <w:tcW w:w="2429" w:type="dxa"/>
+            <w:tcW w:w="2139" w:type="dxa"/>
             <w:gridSpan w:val="2"/>
             <w:tcBorders>
               <w:top w:val="single" w:sz="4" w:space="0" w:color="auto"/>
@@ -3237,7 +3258,7 @@
         </w:tc>
         <w:tc>
           <w:tcPr>
-            <w:tcW w:w="581" w:type="dxa"/>
+            <w:tcW w:w="871" w:type="dxa"/>
             <w:tcBorders>
               <w:top w:val="single" w:sz="4" w:space="0" w:color="auto"/>
               <w:left w:val="single" w:sz="4" w:space="0" w:color="auto"/>
@@ -3375,7 +3396,7 @@
         </w:trPr>
         <w:tc>
           <w:tcPr>
-            <w:tcW w:w="2429" w:type="dxa"/>
+            <w:tcW w:w="2139" w:type="dxa"/>
             <w:gridSpan w:val="2"/>
             <w:tcBorders>
               <w:top w:val="single" w:sz="4" w:space="0" w:color="auto"/>
@@ -3401,7 +3422,7 @@
         </w:tc>
         <w:tc>
           <w:tcPr>
-            <w:tcW w:w="581" w:type="dxa"/>
+            <w:tcW w:w="871" w:type="dxa"/>
             <w:tcBorders>
               <w:top w:val="single" w:sz="4" w:space="0" w:color="auto"/>
               <w:left w:val="single" w:sz="4" w:space="0" w:color="auto"/>
@@ -3539,7 +3560,7 @@
         </w:trPr>
         <w:tc>
           <w:tcPr>
-            <w:tcW w:w="2429" w:type="dxa"/>
+            <w:tcW w:w="2139" w:type="dxa"/>
             <w:gridSpan w:val="2"/>
             <w:tcBorders>
               <w:top w:val="single" w:sz="4" w:space="0" w:color="auto"/>
@@ -3565,7 +3586,7 @@
         </w:tc>
         <w:tc>
           <w:tcPr>
-            <w:tcW w:w="581" w:type="dxa"/>
+            <w:tcW w:w="871" w:type="dxa"/>
             <w:tcBorders>
               <w:top w:val="single" w:sz="4" w:space="0" w:color="auto"/>
               <w:left w:val="single" w:sz="4" w:space="0" w:color="auto"/>
@@ -3703,7 +3724,7 @@
         </w:trPr>
         <w:tc>
           <w:tcPr>
-            <w:tcW w:w="2429" w:type="dxa"/>
+            <w:tcW w:w="2139" w:type="dxa"/>
             <w:gridSpan w:val="2"/>
             <w:tcBorders>
               <w:top w:val="single" w:sz="4" w:space="0" w:color="auto"/>
@@ -3729,7 +3750,7 @@
         </w:tc>
         <w:tc>
           <w:tcPr>
-            <w:tcW w:w="581" w:type="dxa"/>
+            <w:tcW w:w="871" w:type="dxa"/>
             <w:tcBorders>
               <w:top w:val="single" w:sz="4" w:space="0" w:color="auto"/>
               <w:left w:val="single" w:sz="4" w:space="0" w:color="auto"/>
@@ -3867,7 +3888,7 @@
         </w:trPr>
         <w:tc>
           <w:tcPr>
-            <w:tcW w:w="2429" w:type="dxa"/>
+            <w:tcW w:w="2139" w:type="dxa"/>
             <w:gridSpan w:val="2"/>
             <w:tcBorders>
               <w:top w:val="single" w:sz="4" w:space="0" w:color="auto"/>
@@ -3893,7 +3914,7 @@
         </w:tc>
         <w:tc>
           <w:tcPr>
-            <w:tcW w:w="581" w:type="dxa"/>
+            <w:tcW w:w="871" w:type="dxa"/>
             <w:tcBorders>
               <w:top w:val="single" w:sz="4" w:space="0" w:color="auto"/>
               <w:left w:val="single" w:sz="4" w:space="0" w:color="auto"/>
@@ -4065,7 +4086,7 @@
         </w:trPr>
         <w:tc>
           <w:tcPr>
-            <w:tcW w:w="2429" w:type="dxa"/>
+            <w:tcW w:w="2139" w:type="dxa"/>
             <w:gridSpan w:val="2"/>
             <w:tcBorders>
               <w:top w:val="single" w:sz="4" w:space="0" w:color="auto"/>
@@ -4148,7 +4169,7 @@
         </w:tc>
         <w:tc>
           <w:tcPr>
-            <w:tcW w:w="1965" w:type="dxa"/>
+            <w:tcW w:w="2255" w:type="dxa"/>
             <w:gridSpan w:val="4"/>
             <w:tcBorders>
               <w:top w:val="single" w:sz="4" w:space="0" w:color="auto"/>

--- a/template/surface/TEMPLATE.docx
+++ b/template/surface/TEMPLATE.docx
@@ -63,7 +63,7 @@
     </w:p>
     <w:tbl>
       <w:tblPr>
-        <w:tblW w:w="8898" w:type="dxa"/>
+        <w:tblW w:w="9240" w:type="dxa"/>
         <w:jc w:val="center"/>
         <w:tblBorders>
           <w:top w:val="single" w:sz="8" w:space="0" w:color="auto"/>
@@ -81,7 +81,7 @@
         <w:tblLook w:val="04A0" w:firstRow="1" w:lastRow="0" w:firstColumn="1" w:lastColumn="0" w:noHBand="0" w:noVBand="1"/>
       </w:tblPr>
       <w:tblGrid>
-        <w:gridCol w:w="1047"/>
+        <w:gridCol w:w="1389"/>
         <w:gridCol w:w="1092"/>
         <w:gridCol w:w="871"/>
         <w:gridCol w:w="844"/>
@@ -104,7 +104,7 @@
         </w:trPr>
         <w:tc>
           <w:tcPr>
-            <w:tcW w:w="1047" w:type="dxa"/>
+            <w:tcW w:w="1389" w:type="dxa"/>
             <w:tcBorders>
               <w:top w:val="single" w:sz="8" w:space="0" w:color="auto"/>
               <w:left w:val="single" w:sz="8" w:space="0" w:color="auto"/>
@@ -232,7 +232,7 @@
         </w:trPr>
         <w:tc>
           <w:tcPr>
-            <w:tcW w:w="1047" w:type="dxa"/>
+            <w:tcW w:w="1389" w:type="dxa"/>
             <w:tcBorders>
               <w:top w:val="single" w:sz="8" w:space="0" w:color="auto"/>
               <w:left w:val="single" w:sz="8" w:space="0" w:color="auto"/>
@@ -346,7 +346,7 @@
         </w:trPr>
         <w:tc>
           <w:tcPr>
-            <w:tcW w:w="1047" w:type="dxa"/>
+            <w:tcW w:w="1389" w:type="dxa"/>
             <w:tcBorders>
               <w:top w:val="single" w:sz="8" w:space="0" w:color="auto"/>
               <w:left w:val="single" w:sz="8" w:space="0" w:color="auto"/>
@@ -520,7 +520,7 @@
         </w:trPr>
         <w:tc>
           <w:tcPr>
-            <w:tcW w:w="2139" w:type="dxa"/>
+            <w:tcW w:w="2481" w:type="dxa"/>
             <w:gridSpan w:val="2"/>
             <w:vMerge w:val="restart"/>
             <w:tcBorders>
@@ -757,7 +757,7 @@
         </w:trPr>
         <w:tc>
           <w:tcPr>
-            <w:tcW w:w="2139" w:type="dxa"/>
+            <w:tcW w:w="2481" w:type="dxa"/>
             <w:gridSpan w:val="2"/>
             <w:vMerge/>
             <w:tcBorders>
@@ -936,7 +936,7 @@
         </w:trPr>
         <w:tc>
           <w:tcPr>
-            <w:tcW w:w="2139" w:type="dxa"/>
+            <w:tcW w:w="2481" w:type="dxa"/>
             <w:gridSpan w:val="2"/>
             <w:tcBorders>
               <w:top w:val="single" w:sz="4" w:space="0" w:color="auto"/>
@@ -1100,7 +1100,7 @@
         </w:trPr>
         <w:tc>
           <w:tcPr>
-            <w:tcW w:w="2139" w:type="dxa"/>
+            <w:tcW w:w="2481" w:type="dxa"/>
             <w:gridSpan w:val="2"/>
             <w:tcBorders>
               <w:top w:val="single" w:sz="4" w:space="0" w:color="auto"/>
@@ -1264,7 +1264,7 @@
         </w:trPr>
         <w:tc>
           <w:tcPr>
-            <w:tcW w:w="2139" w:type="dxa"/>
+            <w:tcW w:w="2481" w:type="dxa"/>
             <w:gridSpan w:val="2"/>
             <w:tcBorders>
               <w:top w:val="single" w:sz="4" w:space="0" w:color="auto"/>
@@ -1428,7 +1428,7 @@
         </w:trPr>
         <w:tc>
           <w:tcPr>
-            <w:tcW w:w="2139" w:type="dxa"/>
+            <w:tcW w:w="2481" w:type="dxa"/>
             <w:gridSpan w:val="2"/>
             <w:tcBorders>
               <w:top w:val="single" w:sz="4" w:space="0" w:color="auto"/>
@@ -1592,7 +1592,7 @@
         </w:trPr>
         <w:tc>
           <w:tcPr>
-            <w:tcW w:w="2139" w:type="dxa"/>
+            <w:tcW w:w="2481" w:type="dxa"/>
             <w:gridSpan w:val="2"/>
             <w:tcBorders>
               <w:top w:val="single" w:sz="4" w:space="0" w:color="auto"/>
@@ -1756,7 +1756,7 @@
         </w:trPr>
         <w:tc>
           <w:tcPr>
-            <w:tcW w:w="2139" w:type="dxa"/>
+            <w:tcW w:w="2481" w:type="dxa"/>
             <w:gridSpan w:val="2"/>
             <w:tcBorders>
               <w:top w:val="single" w:sz="4" w:space="0" w:color="auto"/>
@@ -1920,7 +1920,7 @@
         </w:trPr>
         <w:tc>
           <w:tcPr>
-            <w:tcW w:w="2139" w:type="dxa"/>
+            <w:tcW w:w="2481" w:type="dxa"/>
             <w:gridSpan w:val="2"/>
             <w:tcBorders>
               <w:top w:val="single" w:sz="4" w:space="0" w:color="auto"/>
@@ -2084,7 +2084,7 @@
         </w:trPr>
         <w:tc>
           <w:tcPr>
-            <w:tcW w:w="2139" w:type="dxa"/>
+            <w:tcW w:w="2481" w:type="dxa"/>
             <w:gridSpan w:val="2"/>
             <w:tcBorders>
               <w:top w:val="single" w:sz="4" w:space="0" w:color="auto"/>
@@ -2248,7 +2248,7 @@
         </w:trPr>
         <w:tc>
           <w:tcPr>
-            <w:tcW w:w="2139" w:type="dxa"/>
+            <w:tcW w:w="2481" w:type="dxa"/>
             <w:gridSpan w:val="2"/>
             <w:tcBorders>
               <w:top w:val="single" w:sz="4" w:space="0" w:color="auto"/>
@@ -2412,7 +2412,7 @@
         </w:trPr>
         <w:tc>
           <w:tcPr>
-            <w:tcW w:w="2139" w:type="dxa"/>
+            <w:tcW w:w="2481" w:type="dxa"/>
             <w:gridSpan w:val="2"/>
             <w:tcBorders>
               <w:top w:val="single" w:sz="4" w:space="0" w:color="auto"/>
@@ -2576,7 +2576,7 @@
         </w:trPr>
         <w:tc>
           <w:tcPr>
-            <w:tcW w:w="2139" w:type="dxa"/>
+            <w:tcW w:w="2481" w:type="dxa"/>
             <w:gridSpan w:val="2"/>
             <w:tcBorders>
               <w:top w:val="single" w:sz="4" w:space="0" w:color="auto"/>
@@ -2740,7 +2740,7 @@
         </w:trPr>
         <w:tc>
           <w:tcPr>
-            <w:tcW w:w="2139" w:type="dxa"/>
+            <w:tcW w:w="2481" w:type="dxa"/>
             <w:gridSpan w:val="2"/>
             <w:tcBorders>
               <w:top w:val="single" w:sz="4" w:space="0" w:color="auto"/>
@@ -2904,7 +2904,7 @@
         </w:trPr>
         <w:tc>
           <w:tcPr>
-            <w:tcW w:w="2139" w:type="dxa"/>
+            <w:tcW w:w="2481" w:type="dxa"/>
             <w:gridSpan w:val="2"/>
             <w:tcBorders>
               <w:top w:val="single" w:sz="4" w:space="0" w:color="auto"/>
@@ -3068,7 +3068,7 @@
         </w:trPr>
         <w:tc>
           <w:tcPr>
-            <w:tcW w:w="2139" w:type="dxa"/>
+            <w:tcW w:w="2481" w:type="dxa"/>
             <w:gridSpan w:val="2"/>
             <w:tcBorders>
               <w:top w:val="single" w:sz="4" w:space="0" w:color="auto"/>
@@ -3232,7 +3232,7 @@
         </w:trPr>
         <w:tc>
           <w:tcPr>
-            <w:tcW w:w="2139" w:type="dxa"/>
+            <w:tcW w:w="2481" w:type="dxa"/>
             <w:gridSpan w:val="2"/>
             <w:tcBorders>
               <w:top w:val="single" w:sz="4" w:space="0" w:color="auto"/>
@@ -3396,7 +3396,7 @@
         </w:trPr>
         <w:tc>
           <w:tcPr>
-            <w:tcW w:w="2139" w:type="dxa"/>
+            <w:tcW w:w="2481" w:type="dxa"/>
             <w:gridSpan w:val="2"/>
             <w:tcBorders>
               <w:top w:val="single" w:sz="4" w:space="0" w:color="auto"/>
@@ -3560,7 +3560,7 @@
         </w:trPr>
         <w:tc>
           <w:tcPr>
-            <w:tcW w:w="2139" w:type="dxa"/>
+            <w:tcW w:w="2481" w:type="dxa"/>
             <w:gridSpan w:val="2"/>
             <w:tcBorders>
               <w:top w:val="single" w:sz="4" w:space="0" w:color="auto"/>
@@ -3724,7 +3724,7 @@
         </w:trPr>
         <w:tc>
           <w:tcPr>
-            <w:tcW w:w="2139" w:type="dxa"/>
+            <w:tcW w:w="2481" w:type="dxa"/>
             <w:gridSpan w:val="2"/>
             <w:tcBorders>
               <w:top w:val="single" w:sz="4" w:space="0" w:color="auto"/>
@@ -3888,7 +3888,7 @@
         </w:trPr>
         <w:tc>
           <w:tcPr>
-            <w:tcW w:w="2139" w:type="dxa"/>
+            <w:tcW w:w="2481" w:type="dxa"/>
             <w:gridSpan w:val="2"/>
             <w:tcBorders>
               <w:top w:val="single" w:sz="4" w:space="0" w:color="auto"/>
@@ -3904,7 +3904,7 @@
               <w:jc w:val="center"/>
               <w:textAlignment w:val="center"/>
               <w:rPr>
-                <w:rFonts w:ascii="宋体" w:hAnsi="宋体" w:cs="宋体"/>
+                <w:rFonts w:ascii="宋体" w:hAnsi="宋体" w:cs="宋体" w:hint="eastAsia"/>
                 <w:color w:val="000000"/>
                 <w:sz w:val="15"/>
                 <w:szCs w:val="15"/>
@@ -4052,7 +4052,7 @@
         </w:trPr>
         <w:tc>
           <w:tcPr>
-            <w:tcW w:w="8898" w:type="dxa"/>
+            <w:tcW w:w="9240" w:type="dxa"/>
             <w:gridSpan w:val="15"/>
             <w:tcBorders>
               <w:top w:val="single" w:sz="4" w:space="0" w:color="auto"/>
@@ -4086,7 +4086,7 @@
         </w:trPr>
         <w:tc>
           <w:tcPr>
-            <w:tcW w:w="2139" w:type="dxa"/>
+            <w:tcW w:w="2481" w:type="dxa"/>
             <w:gridSpan w:val="2"/>
             <w:tcBorders>
               <w:top w:val="single" w:sz="4" w:space="0" w:color="auto"/>
@@ -4433,12 +4433,50 @@
     <w:p/>
     <w:sectPr>
       <w:pgSz w:w="11906" w:h="16838"/>
-      <w:pgMar w:top="1440" w:right="1800" w:bottom="1440" w:left="1800" w:header="851" w:footer="992" w:gutter="0"/>
+      <w:pgMar w:top="1134" w:right="1134" w:bottom="1134" w:left="1418" w:header="851" w:footer="992" w:gutter="0"/>
       <w:cols w:space="425"/>
       <w:docGrid w:type="lines" w:linePitch="312"/>
     </w:sectPr>
   </w:body>
 </w:document>
+</file>
+
+<file path=word/endnotes.xml><?xml version="1.0" encoding="utf-8"?>
+<w:endnotes xmlns:wpc="http://schemas.microsoft.com/office/word/2010/wordprocessingCanvas" xmlns:cx="http://schemas.microsoft.com/office/drawing/2014/chartex" xmlns:cx1="http://schemas.microsoft.com/office/drawing/2015/9/8/chartex" xmlns:cx2="http://schemas.microsoft.com/office/drawing/2015/10/21/chartex" xmlns:cx3="http://schemas.microsoft.com/office/drawing/2016/5/9/chartex" xmlns:cx4="http://schemas.microsoft.com/office/drawing/2016/5/10/chartex" xmlns:cx5="http://schemas.microsoft.com/office/drawing/2016/5/11/chartex" xmlns:cx6="http://schemas.microsoft.com/office/drawing/2016/5/12/chartex" xmlns:cx7="http://schemas.microsoft.com/office/drawing/2016/5/13/chartex" xmlns:cx8="http://schemas.microsoft.com/office/drawing/2016/5/14/chartex" xmlns:mc="http://schemas.openxmlformats.org/markup-compatibility/2006" xmlns:aink="http://schemas.microsoft.com/office/drawing/2016/ink" xmlns:am3d="http://schemas.microsoft.com/office/drawing/2017/model3d" xmlns:o="urn:schemas-microsoft-com:office:office" xmlns:oel="http://schemas.microsoft.com/office/2019/extlst" xmlns:r="http://schemas.openxmlformats.org/officeDocument/2006/relationships" xmlns:m="http://schemas.openxmlformats.org/officeDocument/2006/math" xmlns:v="urn:schemas-microsoft-com:vml" xmlns:wp14="http://schemas.microsoft.com/office/word/2010/wordprocessingDrawing" xmlns:wp="http://schemas.openxmlformats.org/drawingml/2006/wordprocessingDrawing" xmlns:w10="urn:schemas-microsoft-com:office:word" xmlns:w="http://schemas.openxmlformats.org/wordprocessingml/2006/main" xmlns:w14="http://schemas.microsoft.com/office/word/2010/wordml" xmlns:w15="http://schemas.microsoft.com/office/word/2012/wordml" xmlns:w16cex="http://schemas.microsoft.com/office/word/2018/wordml/cex" xmlns:w16cid="http://schemas.microsoft.com/office/word/2016/wordml/cid" xmlns:w16="http://schemas.microsoft.com/office/word/2018/wordml" xmlns:w16sdtdh="http://schemas.microsoft.com/office/word/2020/wordml/sdtdatahash" xmlns:w16se="http://schemas.microsoft.com/office/word/2015/wordml/symex" xmlns:wpg="http://schemas.microsoft.com/office/word/2010/wordprocessingGroup" xmlns:wpi="http://schemas.microsoft.com/office/word/2010/wordprocessingInk" xmlns:wne="http://schemas.microsoft.com/office/word/2006/wordml" xmlns:wps="http://schemas.microsoft.com/office/word/2010/wordprocessingShape" mc:Ignorable="w14 w15 w16se w16cid w16 w16cex w16sdtdh wp14">
+  <w:endnote w:type="separator" w:id="-1">
+    <w:p>
+      <w:r>
+        <w:separator/>
+      </w:r>
+    </w:p>
+  </w:endnote>
+  <w:endnote w:type="continuationSeparator" w:id="0">
+    <w:p>
+      <w:r>
+        <w:continuationSeparator/>
+      </w:r>
+    </w:p>
+  </w:endnote>
+</w:endnotes>
+</file>
+
+<file path=word/footnotes.xml><?xml version="1.0" encoding="utf-8"?>
+<w:footnotes xmlns:wpc="http://schemas.microsoft.com/office/word/2010/wordprocessingCanvas" xmlns:cx="http://schemas.microsoft.com/office/drawing/2014/chartex" xmlns:cx1="http://schemas.microsoft.com/office/drawing/2015/9/8/chartex" xmlns:cx2="http://schemas.microsoft.com/office/drawing/2015/10/21/chartex" xmlns:cx3="http://schemas.microsoft.com/office/drawing/2016/5/9/chartex" xmlns:cx4="http://schemas.microsoft.com/office/drawing/2016/5/10/chartex" xmlns:cx5="http://schemas.microsoft.com/office/drawing/2016/5/11/chartex" xmlns:cx6="http://schemas.microsoft.com/office/drawing/2016/5/12/chartex" xmlns:cx7="http://schemas.microsoft.com/office/drawing/2016/5/13/chartex" xmlns:cx8="http://schemas.microsoft.com/office/drawing/2016/5/14/chartex" xmlns:mc="http://schemas.openxmlformats.org/markup-compatibility/2006" xmlns:aink="http://schemas.microsoft.com/office/drawing/2016/ink" xmlns:am3d="http://schemas.microsoft.com/office/drawing/2017/model3d" xmlns:o="urn:schemas-microsoft-com:office:office" xmlns:oel="http://schemas.microsoft.com/office/2019/extlst" xmlns:r="http://schemas.openxmlformats.org/officeDocument/2006/relationships" xmlns:m="http://schemas.openxmlformats.org/officeDocument/2006/math" xmlns:v="urn:schemas-microsoft-com:vml" xmlns:wp14="http://schemas.microsoft.com/office/word/2010/wordprocessingDrawing" xmlns:wp="http://schemas.openxmlformats.org/drawingml/2006/wordprocessingDrawing" xmlns:w10="urn:schemas-microsoft-com:office:word" xmlns:w="http://schemas.openxmlformats.org/wordprocessingml/2006/main" xmlns:w14="http://schemas.microsoft.com/office/word/2010/wordml" xmlns:w15="http://schemas.microsoft.com/office/word/2012/wordml" xmlns:w16cex="http://schemas.microsoft.com/office/word/2018/wordml/cex" xmlns:w16cid="http://schemas.microsoft.com/office/word/2016/wordml/cid" xmlns:w16="http://schemas.microsoft.com/office/word/2018/wordml" xmlns:w16sdtdh="http://schemas.microsoft.com/office/word/2020/wordml/sdtdatahash" xmlns:w16se="http://schemas.microsoft.com/office/word/2015/wordml/symex" xmlns:wpg="http://schemas.microsoft.com/office/word/2010/wordprocessingGroup" xmlns:wpi="http://schemas.microsoft.com/office/word/2010/wordprocessingInk" xmlns:wne="http://schemas.microsoft.com/office/word/2006/wordml" xmlns:wps="http://schemas.microsoft.com/office/word/2010/wordprocessingShape" mc:Ignorable="w14 w15 w16se w16cid w16 w16cex w16sdtdh wp14">
+  <w:footnote w:type="separator" w:id="-1">
+    <w:p>
+      <w:r>
+        <w:separator/>
+      </w:r>
+    </w:p>
+  </w:footnote>
+  <w:footnote w:type="continuationSeparator" w:id="0">
+    <w:p>
+      <w:r>
+        <w:continuationSeparator/>
+      </w:r>
+    </w:p>
+  </w:footnote>
+</w:footnotes>
 </file>
 
 <file path=word/styles.xml><?xml version="1.0" encoding="utf-8"?>
@@ -4800,6 +4838,66 @@
       <w:szCs w:val="32"/>
     </w:rPr>
   </w:style>
+  <w:style w:type="paragraph" w:styleId="a4">
+    <w:name w:val="header"/>
+    <w:basedOn w:val="a"/>
+    <w:link w:val="a5"/>
+    <w:rsid w:val="002B52A8"/>
+    <w:pPr>
+      <w:tabs>
+        <w:tab w:val="center" w:pos="4153"/>
+        <w:tab w:val="right" w:pos="8306"/>
+      </w:tabs>
+      <w:snapToGrid w:val="0"/>
+      <w:jc w:val="center"/>
+    </w:pPr>
+    <w:rPr>
+      <w:sz w:val="18"/>
+      <w:szCs w:val="18"/>
+    </w:rPr>
+  </w:style>
+  <w:style w:type="character" w:customStyle="1" w:styleId="a5">
+    <w:name w:val="页眉 字符"/>
+    <w:basedOn w:val="a1"/>
+    <w:link w:val="a4"/>
+    <w:rsid w:val="002B52A8"/>
+    <w:rPr>
+      <w:rFonts w:ascii="Times New Roman" w:eastAsia="宋体" w:hAnsi="Times New Roman" w:cs="Times New Roman"/>
+      <w:kern w:val="2"/>
+      <w:sz w:val="18"/>
+      <w:szCs w:val="18"/>
+    </w:rPr>
+  </w:style>
+  <w:style w:type="paragraph" w:styleId="a6">
+    <w:name w:val="footer"/>
+    <w:basedOn w:val="a"/>
+    <w:link w:val="a7"/>
+    <w:rsid w:val="002B52A8"/>
+    <w:pPr>
+      <w:tabs>
+        <w:tab w:val="center" w:pos="4153"/>
+        <w:tab w:val="right" w:pos="8306"/>
+      </w:tabs>
+      <w:snapToGrid w:val="0"/>
+      <w:jc w:val="left"/>
+    </w:pPr>
+    <w:rPr>
+      <w:sz w:val="18"/>
+      <w:szCs w:val="18"/>
+    </w:rPr>
+  </w:style>
+  <w:style w:type="character" w:customStyle="1" w:styleId="a7">
+    <w:name w:val="页脚 字符"/>
+    <w:basedOn w:val="a1"/>
+    <w:link w:val="a6"/>
+    <w:rsid w:val="002B52A8"/>
+    <w:rPr>
+      <w:rFonts w:ascii="Times New Roman" w:eastAsia="宋体" w:hAnsi="Times New Roman" w:cs="Times New Roman"/>
+      <w:kern w:val="2"/>
+      <w:sz w:val="18"/>
+      <w:szCs w:val="18"/>
+    </w:rPr>
+  </w:style>
 </w:styles>
 </file>
 

--- a/template/surface/TEMPLATE.docx
+++ b/template/surface/TEMPLATE.docx
@@ -149,20 +149,20 @@
               <w:spacing w:before="60"/>
               <w:jc w:val="center"/>
               <w:rPr>
-                <w:rFonts w:ascii="宋体" w:hAnsi="宋体" w:cs="宋体"/>
+                <w:rFonts w:ascii="楷体" w:eastAsia="楷体" w:hAnsi="楷体" w:cs="宋体"/>
                 <w:szCs w:val="21"/>
               </w:rPr>
             </w:pPr>
             <w:r>
               <w:rPr>
-                <w:rFonts w:ascii="宋体" w:hint="eastAsia"/>
+                <w:rFonts w:ascii="楷体" w:eastAsia="楷体" w:hAnsi="楷体" w:hint="eastAsia"/>
                 <w:szCs w:val="21"/>
               </w:rPr>
               <w:t>南京英派克检测有限责任</w:t>
             </w:r>
             <w:r>
               <w:rPr>
-                <w:rFonts w:ascii="宋体" w:hint="eastAsia"/>
+                <w:rFonts w:ascii="楷体" w:eastAsia="楷体" w:hAnsi="楷体" w:hint="eastAsia"/>
                 <w:szCs w:val="21"/>
               </w:rPr>
               <w:t>公司</w:t>
@@ -539,7 +539,6 @@
                 <w:szCs w:val="21"/>
               </w:rPr>
             </w:pPr>
-            <w:proofErr w:type="gramStart"/>
             <w:r>
               <w:rPr>
                 <w:rFonts w:ascii="宋体" w:hAnsi="宋体" w:cs="宋体" w:hint="eastAsia"/>
@@ -547,7 +546,6 @@
               </w:rPr>
               <w:t>检件编号</w:t>
             </w:r>
-            <w:proofErr w:type="gramEnd"/>
           </w:p>
         </w:tc>
         <w:tc>
@@ -3904,7 +3902,7 @@
               <w:jc w:val="center"/>
               <w:textAlignment w:val="center"/>
               <w:rPr>
-                <w:rFonts w:ascii="宋体" w:hAnsi="宋体" w:cs="宋体" w:hint="eastAsia"/>
+                <w:rFonts w:ascii="宋体" w:hAnsi="宋体" w:cs="宋体"/>
                 <w:color w:val="000000"/>
                 <w:sz w:val="15"/>
                 <w:szCs w:val="15"/>
@@ -4396,36 +4394,6 @@
               <w:spacing w:line="240" w:lineRule="atLeast"/>
               <w:jc w:val="right"/>
             </w:pPr>
-            <w:r>
-              <w:rPr>
-                <w:rFonts w:hint="eastAsia"/>
-              </w:rPr>
-              <w:t>年</w:t>
-            </w:r>
-            <w:r>
-              <w:rPr>
-                <w:rFonts w:hint="eastAsia"/>
-              </w:rPr>
-              <w:t xml:space="preserve">   </w:t>
-            </w:r>
-            <w:r>
-              <w:rPr>
-                <w:rFonts w:hint="eastAsia"/>
-              </w:rPr>
-              <w:t>月</w:t>
-            </w:r>
-            <w:r>
-              <w:rPr>
-                <w:rFonts w:hint="eastAsia"/>
-              </w:rPr>
-              <w:t xml:space="preserve">   </w:t>
-            </w:r>
-            <w:r>
-              <w:rPr>
-                <w:rFonts w:hint="eastAsia"/>
-              </w:rPr>
-              <w:t>日</w:t>
-            </w:r>
           </w:p>
         </w:tc>
       </w:tr>

--- a/template/surface/TEMPLATE.docx
+++ b/template/surface/TEMPLATE.docx
@@ -4364,7 +4364,19 @@
               <w:rPr>
                 <w:rFonts w:hint="eastAsia"/>
               </w:rPr>
-              <w:t>检测单位：（签章）</w:t>
+              <w:t>检测单位</w:t>
+            </w:r>
+            <w:r>
+              <w:rPr>
+                <w:rFonts w:hint="eastAsia"/>
+              </w:rPr>
+              <w:t>：</w:t>
+            </w:r>
+            <w:r>
+              <w:rPr>
+                <w:rFonts w:hint="eastAsia"/>
+              </w:rPr>
+              <w:t>（签章）</w:t>
             </w:r>
           </w:p>
           <w:p>
@@ -4394,6 +4406,36 @@
               <w:spacing w:line="240" w:lineRule="atLeast"/>
               <w:jc w:val="right"/>
             </w:pPr>
+            <w:r>
+              <w:rPr>
+                <w:rFonts w:hint="eastAsia"/>
+              </w:rPr>
+              <w:t>年</w:t>
+            </w:r>
+            <w:r>
+              <w:rPr>
+                <w:rFonts w:hint="eastAsia"/>
+              </w:rPr>
+              <w:t xml:space="preserve">   </w:t>
+            </w:r>
+            <w:r>
+              <w:rPr>
+                <w:rFonts w:hint="eastAsia"/>
+              </w:rPr>
+              <w:t>月</w:t>
+            </w:r>
+            <w:r>
+              <w:rPr>
+                <w:rFonts w:hint="eastAsia"/>
+              </w:rPr>
+              <w:t xml:space="preserve">   </w:t>
+            </w:r>
+            <w:r>
+              <w:rPr>
+                <w:rFonts w:hint="eastAsia"/>
+              </w:rPr>
+              <w:t>日</w:t>
+            </w:r>
           </w:p>
         </w:tc>
       </w:tr>

--- a/template/surface/TEMPLATE.docx
+++ b/template/surface/TEMPLATE.docx
@@ -539,6 +539,7 @@
                 <w:szCs w:val="21"/>
               </w:rPr>
             </w:pPr>
+            <w:proofErr w:type="gramStart"/>
             <w:r>
               <w:rPr>
                 <w:rFonts w:ascii="宋体" w:hAnsi="宋体" w:cs="宋体" w:hint="eastAsia"/>
@@ -546,6 +547,7 @@
               </w:rPr>
               <w:t>检件编号</w:t>
             </w:r>
+            <w:proofErr w:type="gramEnd"/>
           </w:p>
         </w:tc>
         <w:tc>
@@ -4410,31 +4412,7 @@
               <w:rPr>
                 <w:rFonts w:hint="eastAsia"/>
               </w:rPr>
-              <w:t>年</w:t>
-            </w:r>
-            <w:r>
-              <w:rPr>
-                <w:rFonts w:hint="eastAsia"/>
-              </w:rPr>
-              <w:t xml:space="preserve">   </w:t>
-            </w:r>
-            <w:r>
-              <w:rPr>
-                <w:rFonts w:hint="eastAsia"/>
-              </w:rPr>
-              <w:t>月</w:t>
-            </w:r>
-            <w:r>
-              <w:rPr>
-                <w:rFonts w:hint="eastAsia"/>
-              </w:rPr>
-              <w:t xml:space="preserve">   </w:t>
-            </w:r>
-            <w:r>
-              <w:rPr>
-                <w:rFonts w:hint="eastAsia"/>
-              </w:rPr>
-              <w:t>日</w:t>
+              <w:t xml:space="preserve">     </w:t>
             </w:r>
           </w:p>
         </w:tc>

--- a/template/surface/TEMPLATE.docx
+++ b/template/surface/TEMPLATE.docx
@@ -1,13 +1,13 @@
 
 <file path=word/document.xml><?xml version="1.0" encoding="utf-8"?>
-<w:document xmlns:wpc="http://schemas.microsoft.com/office/word/2010/wordprocessingCanvas" xmlns:cx="http://schemas.microsoft.com/office/drawing/2014/chartex" xmlns:cx1="http://schemas.microsoft.com/office/drawing/2015/9/8/chartex" xmlns:cx2="http://schemas.microsoft.com/office/drawing/2015/10/21/chartex" xmlns:cx3="http://schemas.microsoft.com/office/drawing/2016/5/9/chartex" xmlns:cx4="http://schemas.microsoft.com/office/drawing/2016/5/10/chartex" xmlns:cx5="http://schemas.microsoft.com/office/drawing/2016/5/11/chartex" xmlns:cx6="http://schemas.microsoft.com/office/drawing/2016/5/12/chartex" xmlns:cx7="http://schemas.microsoft.com/office/drawing/2016/5/13/chartex" xmlns:cx8="http://schemas.microsoft.com/office/drawing/2016/5/14/chartex" xmlns:mc="http://schemas.openxmlformats.org/markup-compatibility/2006" xmlns:aink="http://schemas.microsoft.com/office/drawing/2016/ink" xmlns:am3d="http://schemas.microsoft.com/office/drawing/2017/model3d" xmlns:o="urn:schemas-microsoft-com:office:office" xmlns:oel="http://schemas.microsoft.com/office/2019/extlst" xmlns:r="http://schemas.openxmlformats.org/officeDocument/2006/relationships" xmlns:m="http://schemas.openxmlformats.org/officeDocument/2006/math" xmlns:v="urn:schemas-microsoft-com:vml" xmlns:wp14="http://schemas.microsoft.com/office/word/2010/wordprocessingDrawing" xmlns:wp="http://schemas.openxmlformats.org/drawingml/2006/wordprocessingDrawing" xmlns:w10="urn:schemas-microsoft-com:office:word" xmlns:w="http://schemas.openxmlformats.org/wordprocessingml/2006/main" xmlns:w14="http://schemas.microsoft.com/office/word/2010/wordml" xmlns:w15="http://schemas.microsoft.com/office/word/2012/wordml" xmlns:w16cex="http://schemas.microsoft.com/office/word/2018/wordml/cex" xmlns:w16cid="http://schemas.microsoft.com/office/word/2016/wordml/cid" xmlns:w16="http://schemas.microsoft.com/office/word/2018/wordml" xmlns:w16sdtdh="http://schemas.microsoft.com/office/word/2020/wordml/sdtdatahash" xmlns:w16se="http://schemas.microsoft.com/office/word/2015/wordml/symex" xmlns:wpg="http://schemas.microsoft.com/office/word/2010/wordprocessingGroup" xmlns:wpi="http://schemas.microsoft.com/office/word/2010/wordprocessingInk" xmlns:wne="http://schemas.microsoft.com/office/word/2006/wordml" xmlns:wps="http://schemas.microsoft.com/office/word/2010/wordprocessingShape" mc:Ignorable="w14 w15 w16se w16cid w16 w16cex w16sdtdh wp14">
+<w:document xmlns:wpc="http://schemas.microsoft.com/office/word/2010/wordprocessingCanvas" xmlns:cx="http://schemas.microsoft.com/office/drawing/2014/chartex" xmlns:cx1="http://schemas.microsoft.com/office/drawing/2015/9/8/chartex" xmlns:cx2="http://schemas.microsoft.com/office/drawing/2015/10/21/chartex" xmlns:cx3="http://schemas.microsoft.com/office/drawing/2016/5/9/chartex" xmlns:cx4="http://schemas.microsoft.com/office/drawing/2016/5/10/chartex" xmlns:cx5="http://schemas.microsoft.com/office/drawing/2016/5/11/chartex" xmlns:cx6="http://schemas.microsoft.com/office/drawing/2016/5/12/chartex" xmlns:cx7="http://schemas.microsoft.com/office/drawing/2016/5/13/chartex" xmlns:cx8="http://schemas.microsoft.com/office/drawing/2016/5/14/chartex" xmlns:mc="http://schemas.openxmlformats.org/markup-compatibility/2006" xmlns:aink="http://schemas.microsoft.com/office/drawing/2016/ink" xmlns:am3d="http://schemas.microsoft.com/office/drawing/2017/model3d" xmlns:o="urn:schemas-microsoft-com:office:office" xmlns:oel="http://schemas.microsoft.com/office/2019/extlst" xmlns:r="http://schemas.openxmlformats.org/officeDocument/2006/relationships" xmlns:m="http://schemas.openxmlformats.org/officeDocument/2006/math" xmlns:v="urn:schemas-microsoft-com:vml" xmlns:wp14="http://schemas.microsoft.com/office/word/2010/wordprocessingDrawing" xmlns:wp="http://schemas.openxmlformats.org/drawingml/2006/wordprocessingDrawing" xmlns:w10="urn:schemas-microsoft-com:office:word" xmlns:w="http://schemas.openxmlformats.org/wordprocessingml/2006/main" xmlns:w14="http://schemas.microsoft.com/office/word/2010/wordml" xmlns:w15="http://schemas.microsoft.com/office/word/2012/wordml" xmlns:w16cex="http://schemas.microsoft.com/office/word/2018/wordml/cex" xmlns:w16cid="http://schemas.microsoft.com/office/word/2016/wordml/cid" xmlns:w16="http://schemas.microsoft.com/office/word/2018/wordml" xmlns:w16du="http://schemas.microsoft.com/office/word/2023/wordml/word16du" xmlns:w16sdtdh="http://schemas.microsoft.com/office/word/2020/wordml/sdtdatahash" xmlns:w16se="http://schemas.microsoft.com/office/word/2015/wordml/symex" xmlns:wpg="http://schemas.microsoft.com/office/word/2010/wordprocessingGroup" xmlns:wpi="http://schemas.microsoft.com/office/word/2010/wordprocessingInk" xmlns:wne="http://schemas.microsoft.com/office/word/2006/wordml" xmlns:wps="http://schemas.microsoft.com/office/word/2010/wordprocessingShape" mc:Ignorable="w14 w15 w16se w16cid w16 w16cex w16sdtdh w16du wp14">
   <w:body>
     <w:p>
       <w:pPr>
         <w:ind w:firstLineChars="100" w:firstLine="301"/>
         <w:jc w:val="center"/>
         <w:rPr>
-          <w:rFonts w:ascii="宋体" w:hAnsi="宋体" w:cs="宋体"/>
+          <w:rFonts w:ascii="宋体" w:hAnsi="宋体" w:cs="宋体" w:hint="eastAsia"/>
           <w:b/>
           <w:bCs/>
           <w:sz w:val="30"/>
@@ -31,7 +31,7 @@
         <w:snapToGrid w:val="0"/>
         <w:jc w:val="left"/>
         <w:rPr>
-          <w:rFonts w:ascii="宋体" w:hAnsi="宋体" w:cs="宋体"/>
+          <w:rFonts w:ascii="宋体" w:hAnsi="宋体" w:cs="宋体" w:hint="eastAsia"/>
           <w:szCs w:val="21"/>
         </w:rPr>
       </w:pPr>
@@ -49,7 +49,7 @@
         <w:snapToGrid w:val="0"/>
         <w:jc w:val="left"/>
         <w:rPr>
-          <w:rFonts w:ascii="宋体" w:hAnsi="宋体" w:cs="宋体"/>
+          <w:rFonts w:ascii="宋体" w:hAnsi="宋体" w:cs="宋体" w:hint="eastAsia"/>
           <w:szCs w:val="21"/>
         </w:rPr>
       </w:pPr>
@@ -118,7 +118,7 @@
               <w:spacing w:before="60"/>
               <w:jc w:val="center"/>
               <w:rPr>
-                <w:rFonts w:ascii="宋体" w:hAnsi="宋体" w:cs="宋体"/>
+                <w:rFonts w:ascii="宋体" w:hAnsi="宋体" w:cs="宋体" w:hint="eastAsia"/>
                 <w:szCs w:val="21"/>
               </w:rPr>
             </w:pPr>
@@ -149,7 +149,7 @@
               <w:spacing w:before="60"/>
               <w:jc w:val="center"/>
               <w:rPr>
-                <w:rFonts w:ascii="楷体" w:eastAsia="楷体" w:hAnsi="楷体" w:cs="宋体"/>
+                <w:rFonts w:ascii="楷体" w:eastAsia="楷体" w:hAnsi="楷体" w:cs="宋体" w:hint="eastAsia"/>
                 <w:szCs w:val="21"/>
               </w:rPr>
             </w:pPr>
@@ -187,7 +187,7 @@
               <w:spacing w:before="60"/>
               <w:jc w:val="center"/>
               <w:rPr>
-                <w:rFonts w:ascii="宋体" w:hAnsi="宋体" w:cs="宋体"/>
+                <w:rFonts w:ascii="宋体" w:hAnsi="宋体" w:cs="宋体" w:hint="eastAsia"/>
                 <w:szCs w:val="21"/>
               </w:rPr>
             </w:pPr>
@@ -218,7 +218,7 @@
               <w:spacing w:before="60"/>
               <w:jc w:val="center"/>
               <w:rPr>
-                <w:rFonts w:ascii="宋体" w:hAnsi="宋体" w:cs="宋体"/>
+                <w:rFonts w:ascii="宋体" w:hAnsi="宋体" w:cs="宋体" w:hint="eastAsia"/>
                 <w:szCs w:val="21"/>
               </w:rPr>
             </w:pPr>
@@ -246,7 +246,7 @@
               <w:spacing w:before="60"/>
               <w:jc w:val="center"/>
               <w:rPr>
-                <w:rFonts w:ascii="宋体" w:hAnsi="宋体" w:cs="宋体"/>
+                <w:rFonts w:ascii="宋体" w:hAnsi="宋体" w:cs="宋体" w:hint="eastAsia"/>
                 <w:szCs w:val="21"/>
               </w:rPr>
             </w:pPr>
@@ -277,7 +277,7 @@
               <w:spacing w:before="60"/>
               <w:jc w:val="center"/>
               <w:rPr>
-                <w:rFonts w:ascii="宋体" w:hAnsi="宋体" w:cs="宋体"/>
+                <w:rFonts w:ascii="宋体" w:hAnsi="宋体" w:cs="宋体" w:hint="eastAsia"/>
                 <w:szCs w:val="21"/>
               </w:rPr>
             </w:pPr>
@@ -301,7 +301,7 @@
               <w:spacing w:before="60"/>
               <w:jc w:val="center"/>
               <w:rPr>
-                <w:rFonts w:ascii="宋体" w:hAnsi="宋体" w:cs="宋体"/>
+                <w:rFonts w:ascii="宋体" w:hAnsi="宋体" w:cs="宋体" w:hint="eastAsia"/>
                 <w:szCs w:val="21"/>
               </w:rPr>
             </w:pPr>
@@ -332,7 +332,7 @@
               <w:spacing w:before="60"/>
               <w:jc w:val="center"/>
               <w:rPr>
-                <w:rFonts w:ascii="宋体" w:hAnsi="宋体" w:cs="宋体"/>
+                <w:rFonts w:ascii="宋体" w:hAnsi="宋体" w:cs="宋体" w:hint="eastAsia"/>
                 <w:szCs w:val="21"/>
               </w:rPr>
             </w:pPr>
@@ -360,7 +360,7 @@
               <w:spacing w:before="60"/>
               <w:jc w:val="center"/>
               <w:rPr>
-                <w:rFonts w:ascii="宋体" w:hAnsi="宋体" w:cs="宋体"/>
+                <w:rFonts w:ascii="宋体" w:hAnsi="宋体" w:cs="宋体" w:hint="eastAsia"/>
                 <w:szCs w:val="21"/>
               </w:rPr>
             </w:pPr>
@@ -391,7 +391,7 @@
               <w:spacing w:before="60"/>
               <w:jc w:val="center"/>
               <w:rPr>
-                <w:rFonts w:ascii="宋体" w:hAnsi="宋体" w:cs="宋体"/>
+                <w:rFonts w:ascii="宋体" w:hAnsi="宋体" w:cs="宋体" w:hint="eastAsia"/>
                 <w:bCs/>
                 <w:szCs w:val="21"/>
               </w:rPr>
@@ -416,7 +416,7 @@
               <w:spacing w:before="60"/>
               <w:jc w:val="center"/>
               <w:rPr>
-                <w:rFonts w:ascii="宋体" w:hAnsi="宋体" w:cs="宋体"/>
+                <w:rFonts w:ascii="宋体" w:hAnsi="宋体" w:cs="宋体" w:hint="eastAsia"/>
                 <w:bCs/>
                 <w:szCs w:val="21"/>
               </w:rPr>
@@ -450,7 +450,7 @@
               <w:jc w:val="center"/>
               <w:textAlignment w:val="center"/>
               <w:rPr>
-                <w:rFonts w:ascii="宋体" w:hAnsi="宋体" w:cs="宋体"/>
+                <w:rFonts w:ascii="宋体" w:hAnsi="宋体" w:cs="宋体" w:hint="eastAsia"/>
                 <w:color w:val="000000"/>
                 <w:szCs w:val="21"/>
               </w:rPr>
@@ -475,7 +475,7 @@
               <w:spacing w:before="60"/>
               <w:jc w:val="center"/>
               <w:rPr>
-                <w:rFonts w:ascii="宋体" w:hAnsi="宋体" w:cs="宋体"/>
+                <w:rFonts w:ascii="宋体" w:hAnsi="宋体" w:cs="宋体" w:hint="eastAsia"/>
                 <w:szCs w:val="21"/>
               </w:rPr>
             </w:pPr>
@@ -506,7 +506,7 @@
               <w:spacing w:before="60"/>
               <w:jc w:val="center"/>
               <w:rPr>
-                <w:rFonts w:ascii="宋体" w:hAnsi="宋体" w:cs="宋体"/>
+                <w:rFonts w:ascii="宋体" w:hAnsi="宋体" w:cs="宋体" w:hint="eastAsia"/>
                 <w:szCs w:val="21"/>
               </w:rPr>
             </w:pPr>
@@ -535,11 +535,10 @@
               <w:spacing w:before="60"/>
               <w:jc w:val="center"/>
               <w:rPr>
-                <w:rFonts w:ascii="宋体" w:hAnsi="宋体" w:cs="宋体"/>
-                <w:szCs w:val="21"/>
-              </w:rPr>
-            </w:pPr>
-            <w:proofErr w:type="gramStart"/>
+                <w:rFonts w:ascii="宋体" w:hAnsi="宋体" w:cs="宋体" w:hint="eastAsia"/>
+                <w:szCs w:val="21"/>
+              </w:rPr>
+            </w:pPr>
             <w:r>
               <w:rPr>
                 <w:rFonts w:ascii="宋体" w:hAnsi="宋体" w:cs="宋体" w:hint="eastAsia"/>
@@ -547,7 +546,6 @@
               </w:rPr>
               <w:t>检件编号</w:t>
             </w:r>
-            <w:proofErr w:type="gramEnd"/>
           </w:p>
         </w:tc>
         <w:tc>
@@ -566,7 +564,7 @@
               <w:spacing w:before="60"/>
               <w:jc w:val="center"/>
               <w:rPr>
-                <w:rFonts w:ascii="宋体" w:hAnsi="宋体" w:cs="宋体"/>
+                <w:rFonts w:ascii="宋体" w:hAnsi="宋体" w:cs="宋体" w:hint="eastAsia"/>
                 <w:color w:val="000000" w:themeColor="text1"/>
                 <w:szCs w:val="21"/>
               </w:rPr>
@@ -585,7 +583,7 @@
               <w:spacing w:before="60"/>
               <w:jc w:val="center"/>
               <w:rPr>
-                <w:rFonts w:ascii="宋体" w:hAnsi="宋体" w:cs="宋体"/>
+                <w:rFonts w:ascii="宋体" w:hAnsi="宋体" w:cs="宋体" w:hint="eastAsia"/>
                 <w:color w:val="000000" w:themeColor="text1"/>
                 <w:szCs w:val="21"/>
               </w:rPr>
@@ -620,7 +618,7 @@
               <w:spacing w:before="60"/>
               <w:jc w:val="center"/>
               <w:rPr>
-                <w:rFonts w:ascii="宋体" w:hAnsi="宋体" w:cs="宋体"/>
+                <w:rFonts w:ascii="宋体" w:hAnsi="宋体" w:cs="宋体" w:hint="eastAsia"/>
                 <w:color w:val="000000" w:themeColor="text1"/>
                 <w:szCs w:val="21"/>
               </w:rPr>
@@ -652,7 +650,7 @@
               <w:spacing w:before="60"/>
               <w:jc w:val="center"/>
               <w:rPr>
-                <w:rFonts w:ascii="宋体" w:hAnsi="宋体" w:cs="宋体"/>
+                <w:rFonts w:ascii="宋体" w:hAnsi="宋体" w:cs="宋体" w:hint="eastAsia"/>
                 <w:color w:val="000000" w:themeColor="text1"/>
                 <w:szCs w:val="21"/>
               </w:rPr>
@@ -684,7 +682,7 @@
               <w:spacing w:before="60"/>
               <w:jc w:val="center"/>
               <w:rPr>
-                <w:rFonts w:ascii="宋体" w:hAnsi="宋体" w:cs="宋体"/>
+                <w:rFonts w:ascii="宋体" w:hAnsi="宋体" w:cs="宋体" w:hint="eastAsia"/>
                 <w:color w:val="000000" w:themeColor="text1"/>
                 <w:szCs w:val="21"/>
               </w:rPr>
@@ -703,7 +701,7 @@
               <w:spacing w:before="60"/>
               <w:jc w:val="center"/>
               <w:rPr>
-                <w:rFonts w:ascii="宋体" w:hAnsi="宋体" w:cs="宋体"/>
+                <w:rFonts w:ascii="宋体" w:hAnsi="宋体" w:cs="宋体" w:hint="eastAsia"/>
                 <w:color w:val="000000" w:themeColor="text1"/>
                 <w:szCs w:val="21"/>
               </w:rPr>
@@ -735,7 +733,7 @@
               <w:spacing w:before="60"/>
               <w:jc w:val="center"/>
               <w:rPr>
-                <w:rFonts w:ascii="宋体" w:hAnsi="宋体" w:cs="宋体"/>
+                <w:rFonts w:ascii="宋体" w:hAnsi="宋体" w:cs="宋体" w:hint="eastAsia"/>
                 <w:color w:val="000000" w:themeColor="text1"/>
                 <w:szCs w:val="21"/>
               </w:rPr>
@@ -772,7 +770,7 @@
               <w:spacing w:before="60"/>
               <w:jc w:val="center"/>
               <w:rPr>
-                <w:rFonts w:ascii="宋体" w:hAnsi="宋体" w:cs="宋体"/>
+                <w:rFonts w:ascii="宋体" w:hAnsi="宋体" w:cs="宋体" w:hint="eastAsia"/>
                 <w:szCs w:val="21"/>
               </w:rPr>
             </w:pPr>
@@ -794,7 +792,7 @@
               <w:spacing w:before="60"/>
               <w:jc w:val="center"/>
               <w:rPr>
-                <w:rFonts w:ascii="宋体" w:hAnsi="宋体" w:cs="宋体"/>
+                <w:rFonts w:ascii="宋体" w:hAnsi="宋体" w:cs="宋体" w:hint="eastAsia"/>
                 <w:szCs w:val="21"/>
               </w:rPr>
             </w:pPr>
@@ -817,7 +815,7 @@
               <w:spacing w:before="60"/>
               <w:jc w:val="center"/>
               <w:rPr>
-                <w:rFonts w:ascii="宋体" w:hAnsi="宋体" w:cs="宋体"/>
+                <w:rFonts w:ascii="宋体" w:hAnsi="宋体" w:cs="宋体" w:hint="eastAsia"/>
                 <w:szCs w:val="21"/>
               </w:rPr>
             </w:pPr>
@@ -840,7 +838,7 @@
               <w:spacing w:before="60"/>
               <w:jc w:val="center"/>
               <w:rPr>
-                <w:rFonts w:ascii="宋体" w:hAnsi="宋体" w:cs="宋体"/>
+                <w:rFonts w:ascii="宋体" w:hAnsi="宋体" w:cs="宋体" w:hint="eastAsia"/>
                 <w:szCs w:val="21"/>
               </w:rPr>
             </w:pPr>
@@ -863,7 +861,7 @@
               <w:spacing w:before="60"/>
               <w:jc w:val="center"/>
               <w:rPr>
-                <w:rFonts w:ascii="宋体" w:hAnsi="宋体" w:cs="宋体"/>
+                <w:rFonts w:ascii="宋体" w:hAnsi="宋体" w:cs="宋体" w:hint="eastAsia"/>
                 <w:szCs w:val="21"/>
               </w:rPr>
             </w:pPr>
@@ -886,7 +884,7 @@
               <w:spacing w:before="60"/>
               <w:jc w:val="center"/>
               <w:rPr>
-                <w:rFonts w:ascii="宋体" w:hAnsi="宋体" w:cs="宋体"/>
+                <w:rFonts w:ascii="宋体" w:hAnsi="宋体" w:cs="宋体" w:hint="eastAsia"/>
                 <w:szCs w:val="21"/>
               </w:rPr>
             </w:pPr>
@@ -915,7 +913,7 @@
               <w:spacing w:before="60"/>
               <w:jc w:val="center"/>
               <w:rPr>
-                <w:rFonts w:ascii="宋体" w:hAnsi="宋体" w:cs="宋体"/>
+                <w:rFonts w:ascii="宋体" w:hAnsi="宋体" w:cs="宋体" w:hint="eastAsia"/>
                 <w:szCs w:val="21"/>
               </w:rPr>
             </w:pPr>
@@ -952,7 +950,7 @@
               <w:jc w:val="center"/>
               <w:textAlignment w:val="center"/>
               <w:rPr>
-                <w:rFonts w:ascii="宋体" w:hAnsi="宋体" w:cs="宋体"/>
+                <w:rFonts w:ascii="宋体" w:hAnsi="宋体" w:cs="宋体" w:hint="eastAsia"/>
                 <w:color w:val="000000"/>
                 <w:sz w:val="15"/>
                 <w:szCs w:val="15"/>
@@ -1116,7 +1114,7 @@
               <w:jc w:val="center"/>
               <w:textAlignment w:val="center"/>
               <w:rPr>
-                <w:rFonts w:ascii="宋体" w:hAnsi="宋体" w:cs="宋体"/>
+                <w:rFonts w:ascii="宋体" w:hAnsi="宋体" w:cs="宋体" w:hint="eastAsia"/>
                 <w:color w:val="000000"/>
                 <w:sz w:val="15"/>
                 <w:szCs w:val="15"/>
@@ -1280,7 +1278,7 @@
               <w:jc w:val="center"/>
               <w:textAlignment w:val="center"/>
               <w:rPr>
-                <w:rFonts w:ascii="宋体" w:hAnsi="宋体" w:cs="宋体"/>
+                <w:rFonts w:ascii="宋体" w:hAnsi="宋体" w:cs="宋体" w:hint="eastAsia"/>
                 <w:color w:val="000000"/>
                 <w:sz w:val="15"/>
                 <w:szCs w:val="15"/>
@@ -1444,7 +1442,7 @@
               <w:jc w:val="center"/>
               <w:textAlignment w:val="center"/>
               <w:rPr>
-                <w:rFonts w:ascii="宋体" w:hAnsi="宋体" w:cs="宋体"/>
+                <w:rFonts w:ascii="宋体" w:hAnsi="宋体" w:cs="宋体" w:hint="eastAsia"/>
                 <w:color w:val="000000"/>
                 <w:sz w:val="15"/>
                 <w:szCs w:val="15"/>
@@ -1608,7 +1606,7 @@
               <w:jc w:val="center"/>
               <w:textAlignment w:val="center"/>
               <w:rPr>
-                <w:rFonts w:ascii="宋体" w:hAnsi="宋体" w:cs="宋体"/>
+                <w:rFonts w:ascii="宋体" w:hAnsi="宋体" w:cs="宋体" w:hint="eastAsia"/>
                 <w:color w:val="000000"/>
                 <w:sz w:val="15"/>
                 <w:szCs w:val="15"/>
@@ -1772,7 +1770,7 @@
               <w:jc w:val="center"/>
               <w:textAlignment w:val="center"/>
               <w:rPr>
-                <w:rFonts w:ascii="宋体" w:hAnsi="宋体" w:cs="宋体"/>
+                <w:rFonts w:ascii="宋体" w:hAnsi="宋体" w:cs="宋体" w:hint="eastAsia"/>
                 <w:color w:val="000000"/>
                 <w:sz w:val="15"/>
                 <w:szCs w:val="15"/>
@@ -1936,7 +1934,7 @@
               <w:jc w:val="center"/>
               <w:textAlignment w:val="center"/>
               <w:rPr>
-                <w:rFonts w:ascii="宋体" w:hAnsi="宋体" w:cs="宋体"/>
+                <w:rFonts w:ascii="宋体" w:hAnsi="宋体" w:cs="宋体" w:hint="eastAsia"/>
                 <w:color w:val="000000"/>
                 <w:sz w:val="15"/>
                 <w:szCs w:val="15"/>
@@ -2100,7 +2098,7 @@
               <w:jc w:val="center"/>
               <w:textAlignment w:val="center"/>
               <w:rPr>
-                <w:rFonts w:ascii="宋体" w:hAnsi="宋体" w:cs="宋体"/>
+                <w:rFonts w:ascii="宋体" w:hAnsi="宋体" w:cs="宋体" w:hint="eastAsia"/>
                 <w:color w:val="000000"/>
                 <w:sz w:val="15"/>
                 <w:szCs w:val="15"/>
@@ -2264,7 +2262,7 @@
               <w:jc w:val="center"/>
               <w:textAlignment w:val="center"/>
               <w:rPr>
-                <w:rFonts w:ascii="宋体" w:hAnsi="宋体" w:cs="宋体"/>
+                <w:rFonts w:ascii="宋体" w:hAnsi="宋体" w:cs="宋体" w:hint="eastAsia"/>
                 <w:color w:val="000000"/>
                 <w:sz w:val="15"/>
                 <w:szCs w:val="15"/>
@@ -2428,7 +2426,7 @@
               <w:jc w:val="center"/>
               <w:textAlignment w:val="center"/>
               <w:rPr>
-                <w:rFonts w:ascii="宋体" w:hAnsi="宋体" w:cs="宋体"/>
+                <w:rFonts w:ascii="宋体" w:hAnsi="宋体" w:cs="宋体" w:hint="eastAsia"/>
                 <w:color w:val="000000"/>
                 <w:sz w:val="15"/>
                 <w:szCs w:val="15"/>
@@ -2592,7 +2590,7 @@
               <w:jc w:val="center"/>
               <w:textAlignment w:val="center"/>
               <w:rPr>
-                <w:rFonts w:ascii="宋体" w:hAnsi="宋体" w:cs="宋体"/>
+                <w:rFonts w:ascii="宋体" w:hAnsi="宋体" w:cs="宋体" w:hint="eastAsia"/>
                 <w:color w:val="000000"/>
                 <w:sz w:val="15"/>
                 <w:szCs w:val="15"/>
@@ -2756,7 +2754,7 @@
               <w:jc w:val="center"/>
               <w:textAlignment w:val="center"/>
               <w:rPr>
-                <w:rFonts w:ascii="宋体" w:hAnsi="宋体" w:cs="宋体"/>
+                <w:rFonts w:ascii="宋体" w:hAnsi="宋体" w:cs="宋体" w:hint="eastAsia"/>
                 <w:color w:val="000000"/>
                 <w:sz w:val="15"/>
                 <w:szCs w:val="15"/>
@@ -2920,7 +2918,7 @@
               <w:jc w:val="center"/>
               <w:textAlignment w:val="center"/>
               <w:rPr>
-                <w:rFonts w:ascii="宋体" w:hAnsi="宋体" w:cs="宋体"/>
+                <w:rFonts w:ascii="宋体" w:hAnsi="宋体" w:cs="宋体" w:hint="eastAsia"/>
                 <w:color w:val="000000"/>
                 <w:sz w:val="15"/>
                 <w:szCs w:val="15"/>
@@ -3084,7 +3082,7 @@
               <w:jc w:val="center"/>
               <w:textAlignment w:val="center"/>
               <w:rPr>
-                <w:rFonts w:ascii="宋体" w:hAnsi="宋体" w:cs="宋体"/>
+                <w:rFonts w:ascii="宋体" w:hAnsi="宋体" w:cs="宋体" w:hint="eastAsia"/>
                 <w:color w:val="000000"/>
                 <w:sz w:val="15"/>
                 <w:szCs w:val="15"/>
@@ -3248,7 +3246,7 @@
               <w:jc w:val="center"/>
               <w:textAlignment w:val="center"/>
               <w:rPr>
-                <w:rFonts w:ascii="宋体" w:hAnsi="宋体" w:cs="宋体"/>
+                <w:rFonts w:ascii="宋体" w:hAnsi="宋体" w:cs="宋体" w:hint="eastAsia"/>
                 <w:color w:val="000000"/>
                 <w:sz w:val="15"/>
                 <w:szCs w:val="15"/>
@@ -3412,7 +3410,7 @@
               <w:jc w:val="center"/>
               <w:textAlignment w:val="center"/>
               <w:rPr>
-                <w:rFonts w:ascii="宋体" w:hAnsi="宋体" w:cs="宋体"/>
+                <w:rFonts w:ascii="宋体" w:hAnsi="宋体" w:cs="宋体" w:hint="eastAsia"/>
                 <w:color w:val="000000"/>
                 <w:sz w:val="15"/>
                 <w:szCs w:val="15"/>
@@ -3576,7 +3574,7 @@
               <w:jc w:val="center"/>
               <w:textAlignment w:val="center"/>
               <w:rPr>
-                <w:rFonts w:ascii="宋体" w:hAnsi="宋体" w:cs="宋体"/>
+                <w:rFonts w:ascii="宋体" w:hAnsi="宋体" w:cs="宋体" w:hint="eastAsia"/>
                 <w:color w:val="000000"/>
                 <w:sz w:val="15"/>
                 <w:szCs w:val="15"/>
@@ -3740,7 +3738,7 @@
               <w:jc w:val="center"/>
               <w:textAlignment w:val="center"/>
               <w:rPr>
-                <w:rFonts w:ascii="宋体" w:hAnsi="宋体" w:cs="宋体"/>
+                <w:rFonts w:ascii="宋体" w:hAnsi="宋体" w:cs="宋体" w:hint="eastAsia"/>
                 <w:color w:val="000000"/>
                 <w:sz w:val="15"/>
                 <w:szCs w:val="15"/>
@@ -3904,7 +3902,7 @@
               <w:jc w:val="center"/>
               <w:textAlignment w:val="center"/>
               <w:rPr>
-                <w:rFonts w:ascii="宋体" w:hAnsi="宋体" w:cs="宋体"/>
+                <w:rFonts w:ascii="宋体" w:hAnsi="宋体" w:cs="宋体" w:hint="eastAsia"/>
                 <w:color w:val="000000"/>
                 <w:sz w:val="15"/>
                 <w:szCs w:val="15"/>
@@ -4135,36 +4133,6 @@
               <w:spacing w:line="240" w:lineRule="atLeast"/>
               <w:jc w:val="right"/>
             </w:pPr>
-            <w:r>
-              <w:rPr>
-                <w:rFonts w:hint="eastAsia"/>
-              </w:rPr>
-              <w:t>年</w:t>
-            </w:r>
-            <w:r>
-              <w:rPr>
-                <w:rFonts w:hint="eastAsia"/>
-              </w:rPr>
-              <w:t xml:space="preserve">   </w:t>
-            </w:r>
-            <w:r>
-              <w:rPr>
-                <w:rFonts w:hint="eastAsia"/>
-              </w:rPr>
-              <w:t>月</w:t>
-            </w:r>
-            <w:r>
-              <w:rPr>
-                <w:rFonts w:hint="eastAsia"/>
-              </w:rPr>
-              <w:t xml:space="preserve">   </w:t>
-            </w:r>
-            <w:r>
-              <w:rPr>
-                <w:rFonts w:hint="eastAsia"/>
-              </w:rPr>
-              <w:t>日</w:t>
-            </w:r>
           </w:p>
         </w:tc>
         <w:tc>
@@ -4218,36 +4186,6 @@
               <w:spacing w:line="240" w:lineRule="atLeast"/>
               <w:jc w:val="right"/>
             </w:pPr>
-            <w:r>
-              <w:rPr>
-                <w:rFonts w:hint="eastAsia"/>
-              </w:rPr>
-              <w:t>年</w:t>
-            </w:r>
-            <w:r>
-              <w:rPr>
-                <w:rFonts w:hint="eastAsia"/>
-              </w:rPr>
-              <w:t xml:space="preserve">   </w:t>
-            </w:r>
-            <w:r>
-              <w:rPr>
-                <w:rFonts w:hint="eastAsia"/>
-              </w:rPr>
-              <w:t>月</w:t>
-            </w:r>
-            <w:r>
-              <w:rPr>
-                <w:rFonts w:hint="eastAsia"/>
-              </w:rPr>
-              <w:t xml:space="preserve">   </w:t>
-            </w:r>
-            <w:r>
-              <w:rPr>
-                <w:rFonts w:hint="eastAsia"/>
-              </w:rPr>
-              <w:t>日</w:t>
-            </w:r>
           </w:p>
         </w:tc>
         <w:tc>
@@ -4313,36 +4251,6 @@
               <w:spacing w:line="240" w:lineRule="atLeast"/>
               <w:jc w:val="right"/>
             </w:pPr>
-            <w:r>
-              <w:rPr>
-                <w:rFonts w:hint="eastAsia"/>
-              </w:rPr>
-              <w:t>年</w:t>
-            </w:r>
-            <w:r>
-              <w:rPr>
-                <w:rFonts w:hint="eastAsia"/>
-              </w:rPr>
-              <w:t xml:space="preserve">   </w:t>
-            </w:r>
-            <w:r>
-              <w:rPr>
-                <w:rFonts w:hint="eastAsia"/>
-              </w:rPr>
-              <w:t>月</w:t>
-            </w:r>
-            <w:r>
-              <w:rPr>
-                <w:rFonts w:hint="eastAsia"/>
-              </w:rPr>
-              <w:t xml:space="preserve">   </w:t>
-            </w:r>
-            <w:r>
-              <w:rPr>
-                <w:rFonts w:hint="eastAsia"/>
-              </w:rPr>
-              <w:t>日</w:t>
-            </w:r>
           </w:p>
         </w:tc>
         <w:tc>
@@ -4430,7 +4338,7 @@
 </file>
 
 <file path=word/endnotes.xml><?xml version="1.0" encoding="utf-8"?>
-<w:endnotes xmlns:wpc="http://schemas.microsoft.com/office/word/2010/wordprocessingCanvas" xmlns:cx="http://schemas.microsoft.com/office/drawing/2014/chartex" xmlns:cx1="http://schemas.microsoft.com/office/drawing/2015/9/8/chartex" xmlns:cx2="http://schemas.microsoft.com/office/drawing/2015/10/21/chartex" xmlns:cx3="http://schemas.microsoft.com/office/drawing/2016/5/9/chartex" xmlns:cx4="http://schemas.microsoft.com/office/drawing/2016/5/10/chartex" xmlns:cx5="http://schemas.microsoft.com/office/drawing/2016/5/11/chartex" xmlns:cx6="http://schemas.microsoft.com/office/drawing/2016/5/12/chartex" xmlns:cx7="http://schemas.microsoft.com/office/drawing/2016/5/13/chartex" xmlns:cx8="http://schemas.microsoft.com/office/drawing/2016/5/14/chartex" xmlns:mc="http://schemas.openxmlformats.org/markup-compatibility/2006" xmlns:aink="http://schemas.microsoft.com/office/drawing/2016/ink" xmlns:am3d="http://schemas.microsoft.com/office/drawing/2017/model3d" xmlns:o="urn:schemas-microsoft-com:office:office" xmlns:oel="http://schemas.microsoft.com/office/2019/extlst" xmlns:r="http://schemas.openxmlformats.org/officeDocument/2006/relationships" xmlns:m="http://schemas.openxmlformats.org/officeDocument/2006/math" xmlns:v="urn:schemas-microsoft-com:vml" xmlns:wp14="http://schemas.microsoft.com/office/word/2010/wordprocessingDrawing" xmlns:wp="http://schemas.openxmlformats.org/drawingml/2006/wordprocessingDrawing" xmlns:w10="urn:schemas-microsoft-com:office:word" xmlns:w="http://schemas.openxmlformats.org/wordprocessingml/2006/main" xmlns:w14="http://schemas.microsoft.com/office/word/2010/wordml" xmlns:w15="http://schemas.microsoft.com/office/word/2012/wordml" xmlns:w16cex="http://schemas.microsoft.com/office/word/2018/wordml/cex" xmlns:w16cid="http://schemas.microsoft.com/office/word/2016/wordml/cid" xmlns:w16="http://schemas.microsoft.com/office/word/2018/wordml" xmlns:w16sdtdh="http://schemas.microsoft.com/office/word/2020/wordml/sdtdatahash" xmlns:w16se="http://schemas.microsoft.com/office/word/2015/wordml/symex" xmlns:wpg="http://schemas.microsoft.com/office/word/2010/wordprocessingGroup" xmlns:wpi="http://schemas.microsoft.com/office/word/2010/wordprocessingInk" xmlns:wne="http://schemas.microsoft.com/office/word/2006/wordml" xmlns:wps="http://schemas.microsoft.com/office/word/2010/wordprocessingShape" mc:Ignorable="w14 w15 w16se w16cid w16 w16cex w16sdtdh wp14">
+<w:endnotes xmlns:wpc="http://schemas.microsoft.com/office/word/2010/wordprocessingCanvas" xmlns:cx="http://schemas.microsoft.com/office/drawing/2014/chartex" xmlns:cx1="http://schemas.microsoft.com/office/drawing/2015/9/8/chartex" xmlns:cx2="http://schemas.microsoft.com/office/drawing/2015/10/21/chartex" xmlns:cx3="http://schemas.microsoft.com/office/drawing/2016/5/9/chartex" xmlns:cx4="http://schemas.microsoft.com/office/drawing/2016/5/10/chartex" xmlns:cx5="http://schemas.microsoft.com/office/drawing/2016/5/11/chartex" xmlns:cx6="http://schemas.microsoft.com/office/drawing/2016/5/12/chartex" xmlns:cx7="http://schemas.microsoft.com/office/drawing/2016/5/13/chartex" xmlns:cx8="http://schemas.microsoft.com/office/drawing/2016/5/14/chartex" xmlns:mc="http://schemas.openxmlformats.org/markup-compatibility/2006" xmlns:aink="http://schemas.microsoft.com/office/drawing/2016/ink" xmlns:am3d="http://schemas.microsoft.com/office/drawing/2017/model3d" xmlns:o="urn:schemas-microsoft-com:office:office" xmlns:oel="http://schemas.microsoft.com/office/2019/extlst" xmlns:r="http://schemas.openxmlformats.org/officeDocument/2006/relationships" xmlns:m="http://schemas.openxmlformats.org/officeDocument/2006/math" xmlns:v="urn:schemas-microsoft-com:vml" xmlns:wp14="http://schemas.microsoft.com/office/word/2010/wordprocessingDrawing" xmlns:wp="http://schemas.openxmlformats.org/drawingml/2006/wordprocessingDrawing" xmlns:w10="urn:schemas-microsoft-com:office:word" xmlns:w="http://schemas.openxmlformats.org/wordprocessingml/2006/main" xmlns:w14="http://schemas.microsoft.com/office/word/2010/wordml" xmlns:w15="http://schemas.microsoft.com/office/word/2012/wordml" xmlns:w16cex="http://schemas.microsoft.com/office/word/2018/wordml/cex" xmlns:w16cid="http://schemas.microsoft.com/office/word/2016/wordml/cid" xmlns:w16="http://schemas.microsoft.com/office/word/2018/wordml" xmlns:w16du="http://schemas.microsoft.com/office/word/2023/wordml/word16du" xmlns:w16sdtdh="http://schemas.microsoft.com/office/word/2020/wordml/sdtdatahash" xmlns:w16se="http://schemas.microsoft.com/office/word/2015/wordml/symex" xmlns:wpg="http://schemas.microsoft.com/office/word/2010/wordprocessingGroup" xmlns:wpi="http://schemas.microsoft.com/office/word/2010/wordprocessingInk" xmlns:wne="http://schemas.microsoft.com/office/word/2006/wordml" xmlns:wps="http://schemas.microsoft.com/office/word/2010/wordprocessingShape" mc:Ignorable="w14 w15 w16se w16cid w16 w16cex w16sdtdh w16du wp14">
   <w:endnote w:type="separator" w:id="-1">
     <w:p>
       <w:r>
@@ -4449,7 +4357,7 @@
 </file>
 
 <file path=word/footnotes.xml><?xml version="1.0" encoding="utf-8"?>
-<w:footnotes xmlns:wpc="http://schemas.microsoft.com/office/word/2010/wordprocessingCanvas" xmlns:cx="http://schemas.microsoft.com/office/drawing/2014/chartex" xmlns:cx1="http://schemas.microsoft.com/office/drawing/2015/9/8/chartex" xmlns:cx2="http://schemas.microsoft.com/office/drawing/2015/10/21/chartex" xmlns:cx3="http://schemas.microsoft.com/office/drawing/2016/5/9/chartex" xmlns:cx4="http://schemas.microsoft.com/office/drawing/2016/5/10/chartex" xmlns:cx5="http://schemas.microsoft.com/office/drawing/2016/5/11/chartex" xmlns:cx6="http://schemas.microsoft.com/office/drawing/2016/5/12/chartex" xmlns:cx7="http://schemas.microsoft.com/office/drawing/2016/5/13/chartex" xmlns:cx8="http://schemas.microsoft.com/office/drawing/2016/5/14/chartex" xmlns:mc="http://schemas.openxmlformats.org/markup-compatibility/2006" xmlns:aink="http://schemas.microsoft.com/office/drawing/2016/ink" xmlns:am3d="http://schemas.microsoft.com/office/drawing/2017/model3d" xmlns:o="urn:schemas-microsoft-com:office:office" xmlns:oel="http://schemas.microsoft.com/office/2019/extlst" xmlns:r="http://schemas.openxmlformats.org/officeDocument/2006/relationships" xmlns:m="http://schemas.openxmlformats.org/officeDocument/2006/math" xmlns:v="urn:schemas-microsoft-com:vml" xmlns:wp14="http://schemas.microsoft.com/office/word/2010/wordprocessingDrawing" xmlns:wp="http://schemas.openxmlformats.org/drawingml/2006/wordprocessingDrawing" xmlns:w10="urn:schemas-microsoft-com:office:word" xmlns:w="http://schemas.openxmlformats.org/wordprocessingml/2006/main" xmlns:w14="http://schemas.microsoft.com/office/word/2010/wordml" xmlns:w15="http://schemas.microsoft.com/office/word/2012/wordml" xmlns:w16cex="http://schemas.microsoft.com/office/word/2018/wordml/cex" xmlns:w16cid="http://schemas.microsoft.com/office/word/2016/wordml/cid" xmlns:w16="http://schemas.microsoft.com/office/word/2018/wordml" xmlns:w16sdtdh="http://schemas.microsoft.com/office/word/2020/wordml/sdtdatahash" xmlns:w16se="http://schemas.microsoft.com/office/word/2015/wordml/symex" xmlns:wpg="http://schemas.microsoft.com/office/word/2010/wordprocessingGroup" xmlns:wpi="http://schemas.microsoft.com/office/word/2010/wordprocessingInk" xmlns:wne="http://schemas.microsoft.com/office/word/2006/wordml" xmlns:wps="http://schemas.microsoft.com/office/word/2010/wordprocessingShape" mc:Ignorable="w14 w15 w16se w16cid w16 w16cex w16sdtdh wp14">
+<w:footnotes xmlns:wpc="http://schemas.microsoft.com/office/word/2010/wordprocessingCanvas" xmlns:cx="http://schemas.microsoft.com/office/drawing/2014/chartex" xmlns:cx1="http://schemas.microsoft.com/office/drawing/2015/9/8/chartex" xmlns:cx2="http://schemas.microsoft.com/office/drawing/2015/10/21/chartex" xmlns:cx3="http://schemas.microsoft.com/office/drawing/2016/5/9/chartex" xmlns:cx4="http://schemas.microsoft.com/office/drawing/2016/5/10/chartex" xmlns:cx5="http://schemas.microsoft.com/office/drawing/2016/5/11/chartex" xmlns:cx6="http://schemas.microsoft.com/office/drawing/2016/5/12/chartex" xmlns:cx7="http://schemas.microsoft.com/office/drawing/2016/5/13/chartex" xmlns:cx8="http://schemas.microsoft.com/office/drawing/2016/5/14/chartex" xmlns:mc="http://schemas.openxmlformats.org/markup-compatibility/2006" xmlns:aink="http://schemas.microsoft.com/office/drawing/2016/ink" xmlns:am3d="http://schemas.microsoft.com/office/drawing/2017/model3d" xmlns:o="urn:schemas-microsoft-com:office:office" xmlns:oel="http://schemas.microsoft.com/office/2019/extlst" xmlns:r="http://schemas.openxmlformats.org/officeDocument/2006/relationships" xmlns:m="http://schemas.openxmlformats.org/officeDocument/2006/math" xmlns:v="urn:schemas-microsoft-com:vml" xmlns:wp14="http://schemas.microsoft.com/office/word/2010/wordprocessingDrawing" xmlns:wp="http://schemas.openxmlformats.org/drawingml/2006/wordprocessingDrawing" xmlns:w10="urn:schemas-microsoft-com:office:word" xmlns:w="http://schemas.openxmlformats.org/wordprocessingml/2006/main" xmlns:w14="http://schemas.microsoft.com/office/word/2010/wordml" xmlns:w15="http://schemas.microsoft.com/office/word/2012/wordml" xmlns:w16cex="http://schemas.microsoft.com/office/word/2018/wordml/cex" xmlns:w16cid="http://schemas.microsoft.com/office/word/2016/wordml/cid" xmlns:w16="http://schemas.microsoft.com/office/word/2018/wordml" xmlns:w16du="http://schemas.microsoft.com/office/word/2023/wordml/word16du" xmlns:w16sdtdh="http://schemas.microsoft.com/office/word/2020/wordml/sdtdatahash" xmlns:w16se="http://schemas.microsoft.com/office/word/2015/wordml/symex" xmlns:wpg="http://schemas.microsoft.com/office/word/2010/wordprocessingGroup" xmlns:wpi="http://schemas.microsoft.com/office/word/2010/wordprocessingInk" xmlns:wne="http://schemas.microsoft.com/office/word/2006/wordml" xmlns:wps="http://schemas.microsoft.com/office/word/2010/wordprocessingShape" mc:Ignorable="w14 w15 w16se w16cid w16 w16cex w16sdtdh w16du wp14">
   <w:footnote w:type="separator" w:id="-1">
     <w:p>
       <w:r>
@@ -4468,7 +4376,7 @@
 </file>
 
 <file path=word/styles.xml><?xml version="1.0" encoding="utf-8"?>
-<w:styles xmlns:mc="http://schemas.openxmlformats.org/markup-compatibility/2006" xmlns:r="http://schemas.openxmlformats.org/officeDocument/2006/relationships" xmlns:w="http://schemas.openxmlformats.org/wordprocessingml/2006/main" xmlns:w14="http://schemas.microsoft.com/office/word/2010/wordml" xmlns:w15="http://schemas.microsoft.com/office/word/2012/wordml" xmlns:w16cex="http://schemas.microsoft.com/office/word/2018/wordml/cex" xmlns:w16cid="http://schemas.microsoft.com/office/word/2016/wordml/cid" xmlns:w16="http://schemas.microsoft.com/office/word/2018/wordml" xmlns:w16sdtdh="http://schemas.microsoft.com/office/word/2020/wordml/sdtdatahash" xmlns:w16se="http://schemas.microsoft.com/office/word/2015/wordml/symex" mc:Ignorable="w14 w15 w16se w16cid w16 w16cex w16sdtdh">
+<w:styles xmlns:mc="http://schemas.openxmlformats.org/markup-compatibility/2006" xmlns:r="http://schemas.openxmlformats.org/officeDocument/2006/relationships" xmlns:w="http://schemas.openxmlformats.org/wordprocessingml/2006/main" xmlns:w14="http://schemas.microsoft.com/office/word/2010/wordml" xmlns:w15="http://schemas.microsoft.com/office/word/2012/wordml" xmlns:w16cex="http://schemas.microsoft.com/office/word/2018/wordml/cex" xmlns:w16cid="http://schemas.microsoft.com/office/word/2016/wordml/cid" xmlns:w16="http://schemas.microsoft.com/office/word/2018/wordml" xmlns:w16du="http://schemas.microsoft.com/office/word/2023/wordml/word16du" xmlns:w16sdtdh="http://schemas.microsoft.com/office/word/2020/wordml/sdtdatahash" xmlns:w16se="http://schemas.microsoft.com/office/word/2015/wordml/symex" mc:Ignorable="w14 w15 w16se w16cid w16 w16cex w16sdtdh w16du">
   <w:docDefaults>
     <w:rPrDefault>
       <w:rPr>
